--- a/docs/模型管理平台-系统使用文档.docx
+++ b/docs/模型管理平台-系统使用文档.docx
@@ -417,6 +417,27 @@
           <w:sz w:val="21"/>
         </w:rPr>
         <w:t>4.6 系统管理</w:t>
+      </w:r>
+    </w:p>
+    <w:p>
+      <w:pPr>
+        <w:spacing w:before="30" w:after="30"/>
+        <w:ind w:left="765" w:hanging="255"/>
+      </w:pPr>
+      <w:r>
+        <w:rPr>
+          <w:rFonts w:ascii="宋体" w:hAnsi="宋体" w:eastAsia="宋体"/>
+          <w:sz w:val="21"/>
+        </w:rPr>
+        <w:t xml:space="preserve">• </w:t>
+      </w:r>
+      <w:r>
+        <w:rPr>
+          <w:rFonts w:ascii="宋体" w:hAnsi="宋体" w:eastAsia="宋体"/>
+          <w:b w:val="0"/>
+          <w:sz w:val="21"/>
+        </w:rPr>
+        <w:t>4.7 用户管理（管理员专属）</w:t>
       </w:r>
     </w:p>
     <w:p>
@@ -1089,7 +1110,7 @@
                 <w:b/>
                 <w:sz w:val="17"/>
               </w:rPr>
-              <w:t>权限控制</w:t>
+              <w:t>用户管理</w:t>
             </w:r>
           </w:p>
         </w:tc>
@@ -1108,7 +1129,7 @@
                 <w:b w:val="0"/>
                 <w:sz w:val="17"/>
               </w:rPr>
-              <w:t>三级角色（管理员 / 工程师 / 操作员），后端接口强鉴权 + 前端按钮级隐藏</w:t>
+              <w:t>管理员专属：账号列表、新建 / 编辑 / 重置密码 / 停用启用、按角色控制菜单可见性</w:t>
             </w:r>
           </w:p>
         </w:tc>
@@ -1129,7 +1150,7 @@
                 <w:b/>
                 <w:sz w:val="17"/>
               </w:rPr>
-              <w:t>审计能力</w:t>
+              <w:t>权限控制</w:t>
             </w:r>
           </w:p>
         </w:tc>
@@ -1148,7 +1169,47 @@
                 <w:b w:val="0"/>
                 <w:sz w:val="17"/>
               </w:rPr>
-              <w:t>登录 / 登出 / 改密 / 用户管理 / 模型删除 / 发布导出 等操作落库（</w:t>
+              <w:t>三级角色（管理员 / 工程师 / 操作员），后端接口强鉴权 + 前端按钮级隐藏</w:t>
+            </w:r>
+          </w:p>
+        </w:tc>
+      </w:tr>
+      <w:tr>
+        <w:tc>
+          <w:tcPr>
+            <w:tcW w:type="dxa" w:w="4592"/>
+          </w:tcPr>
+          <w:p>
+            <w:pPr>
+              <w:spacing w:before="30" w:after="30"/>
+            </w:pPr>
+            <w:r/>
+            <w:r>
+              <w:rPr>
+                <w:rFonts w:ascii="微软雅黑" w:hAnsi="微软雅黑" w:eastAsia="微软雅黑"/>
+                <w:b/>
+                <w:sz w:val="17"/>
+              </w:rPr>
+              <w:t>审计能力</w:t>
+            </w:r>
+          </w:p>
+        </w:tc>
+        <w:tc>
+          <w:tcPr>
+            <w:tcW w:type="dxa" w:w="4592"/>
+          </w:tcPr>
+          <w:p>
+            <w:pPr>
+              <w:spacing w:before="30" w:after="30"/>
+            </w:pPr>
+            <w:r/>
+            <w:r>
+              <w:rPr>
+                <w:rFonts w:ascii="宋体" w:hAnsi="宋体" w:eastAsia="宋体"/>
+                <w:b w:val="0"/>
+                <w:sz w:val="17"/>
+              </w:rPr>
+              <w:t>登录 / 登出 / 改密 / 用户管理 / 模型上传·删除·改名 / 模型发布·取消发布 / 数据集上传·登记 / 训练 等操作落库（</w:t>
             </w:r>
             <w:r>
               <w:rPr>
@@ -9902,6 +9963,1351 @@
     <w:p>
       <w:pPr>
         <w:keepNext/>
+        <w:spacing w:before="140" w:after="80"/>
+      </w:pPr>
+      <w:r>
+        <w:rPr>
+          <w:rFonts w:ascii="宋体" w:hAnsi="宋体" w:eastAsia="宋体"/>
+          <w:b/>
+          <w:sz w:val="26"/>
+        </w:rPr>
+        <w:t>4.7 用户管理（管理员专属）</w:t>
+      </w:r>
+    </w:p>
+    <w:p>
+      <w:pPr>
+        <w:spacing w:before="40" w:after="80" w:line="324" w:lineRule="auto"/>
+      </w:pPr>
+      <w:r>
+        <w:rPr>
+          <w:rFonts w:ascii="宋体" w:hAnsi="宋体" w:eastAsia="宋体"/>
+          <w:b w:val="0"/>
+          <w:sz w:val="21"/>
+        </w:rPr>
+        <w:t>用户管理是</w:t>
+      </w:r>
+      <w:r>
+        <w:rPr>
+          <w:rFonts w:ascii="微软雅黑" w:hAnsi="微软雅黑" w:eastAsia="微软雅黑"/>
+          <w:b/>
+          <w:sz w:val="21"/>
+        </w:rPr>
+        <w:t>仅管理员可见</w:t>
+      </w:r>
+      <w:r>
+        <w:rPr>
+          <w:rFonts w:ascii="宋体" w:hAnsi="宋体" w:eastAsia="宋体"/>
+          <w:b w:val="0"/>
+          <w:sz w:val="21"/>
+        </w:rPr>
+        <w:t>的页签，入口在「系统管理 → 用户管理」。</w:t>
+      </w:r>
+    </w:p>
+    <w:p>
+      <w:pPr>
+        <w:spacing w:before="40" w:after="80" w:line="324" w:lineRule="auto"/>
+      </w:pPr>
+      <w:r>
+        <w:rPr>
+          <w:rFonts w:ascii="宋体" w:hAnsi="宋体" w:eastAsia="宋体"/>
+          <w:b w:val="0"/>
+          <w:sz w:val="21"/>
+        </w:rPr>
+        <w:t>非管理员（工程师 / 操作员）登录后，该菜单项不会出现，直接输入地址也会被路由拦截。</w:t>
+      </w:r>
+    </w:p>
+    <w:p>
+      <w:pPr>
+        <w:spacing w:before="80" w:after="40"/>
+        <w:jc w:val="center"/>
+      </w:pPr>
+      <w:r>
+        <w:drawing>
+          <wp:inline xmlns:a="http://schemas.openxmlformats.org/drawingml/2006/main" xmlns:pic="http://schemas.openxmlformats.org/drawingml/2006/picture">
+            <wp:extent cx="5616000" cy="3500546"/>
+            <wp:docPr id="11" name="Picture 11"/>
+            <wp:cNvGraphicFramePr>
+              <a:graphicFrameLocks noChangeAspect="1"/>
+            </wp:cNvGraphicFramePr>
+            <a:graphic>
+              <a:graphicData uri="http://schemas.openxmlformats.org/drawingml/2006/picture">
+                <pic:pic>
+                  <pic:nvPicPr>
+                    <pic:cNvPr id="0" name="v2-11-用户管理页.png"/>
+                    <pic:cNvPicPr/>
+                  </pic:nvPicPr>
+                  <pic:blipFill>
+                    <a:blip r:embed="rId19"/>
+                    <a:stretch>
+                      <a:fillRect/>
+                    </a:stretch>
+                  </pic:blipFill>
+                  <pic:spPr>
+                    <a:xfrm>
+                      <a:off x="0" y="0"/>
+                      <a:ext cx="5616000" cy="3500546"/>
+                    </a:xfrm>
+                    <a:prstGeom prst="rect"/>
+                  </pic:spPr>
+                </pic:pic>
+              </a:graphicData>
+            </a:graphic>
+          </wp:inline>
+        </w:drawing>
+      </w:r>
+    </w:p>
+    <w:p>
+      <w:pPr>
+        <w:spacing w:after="160"/>
+        <w:jc w:val="center"/>
+      </w:pPr>
+      <w:r>
+        <w:rPr>
+          <w:rFonts w:ascii="微软雅黑" w:hAnsi="微软雅黑" w:eastAsia="微软雅黑"/>
+          <w:color w:val="666666"/>
+          <w:sz w:val="18"/>
+        </w:rPr>
+        <w:t>图：用户管理页</w:t>
+      </w:r>
+    </w:p>
+    <w:p>
+      <w:pPr>
+        <w:spacing w:before="40" w:after="80" w:line="324" w:lineRule="auto"/>
+      </w:pPr>
+      <w:r>
+        <w:rPr>
+          <w:rFonts w:ascii="宋体" w:hAnsi="宋体" w:eastAsia="宋体"/>
+          <w:b w:val="0"/>
+          <w:sz w:val="21"/>
+        </w:rPr>
+        <w:t>页面结构：</w:t>
+      </w:r>
+    </w:p>
+    <w:tbl>
+      <w:tblPr>
+        <w:tblStyle w:val="TableGrid"/>
+        <w:tblW w:type="auto" w:w="0"/>
+        <w:jc w:val="center"/>
+        <w:tblLook w:firstColumn="1" w:firstRow="1" w:lastColumn="0" w:lastRow="0" w:noHBand="0" w:noVBand="1" w:val="04A0"/>
+      </w:tblPr>
+      <w:tblGrid>
+        <w:gridCol w:w="4592"/>
+        <w:gridCol w:w="4592"/>
+      </w:tblGrid>
+      <w:tr>
+        <w:tc>
+          <w:tcPr>
+            <w:tcW w:type="dxa" w:w="4592"/>
+            <w:shd w:val="clear" w:color="auto" w:fill="E8EEF7"/>
+          </w:tcPr>
+          <w:p>
+            <w:pPr>
+              <w:spacing w:before="40" w:after="40"/>
+            </w:pPr>
+            <w:r>
+              <w:rPr>
+                <w:b/>
+              </w:rPr>
+            </w:r>
+            <w:r>
+              <w:rPr>
+                <w:rFonts w:ascii="宋体" w:hAnsi="宋体" w:eastAsia="宋体"/>
+                <w:b/>
+                <w:sz w:val="18"/>
+              </w:rPr>
+              <w:t>区域</w:t>
+            </w:r>
+          </w:p>
+        </w:tc>
+        <w:tc>
+          <w:tcPr>
+            <w:tcW w:type="dxa" w:w="4592"/>
+            <w:shd w:val="clear" w:color="auto" w:fill="E8EEF7"/>
+          </w:tcPr>
+          <w:p>
+            <w:pPr>
+              <w:spacing w:before="40" w:after="40"/>
+            </w:pPr>
+            <w:r>
+              <w:rPr>
+                <w:b/>
+              </w:rPr>
+            </w:r>
+            <w:r>
+              <w:rPr>
+                <w:rFonts w:ascii="宋体" w:hAnsi="宋体" w:eastAsia="宋体"/>
+                <w:b/>
+                <w:sz w:val="18"/>
+              </w:rPr>
+              <w:t>内容</w:t>
+            </w:r>
+          </w:p>
+        </w:tc>
+      </w:tr>
+      <w:tr>
+        <w:tc>
+          <w:tcPr>
+            <w:tcW w:type="dxa" w:w="4592"/>
+          </w:tcPr>
+          <w:p>
+            <w:pPr>
+              <w:spacing w:before="30" w:after="30"/>
+            </w:pPr>
+            <w:r/>
+            <w:r>
+              <w:rPr>
+                <w:rFonts w:ascii="宋体" w:hAnsi="宋体" w:eastAsia="宋体"/>
+                <w:b w:val="0"/>
+                <w:sz w:val="17"/>
+              </w:rPr>
+              <w:t>KPI 卡片</w:t>
+            </w:r>
+          </w:p>
+        </w:tc>
+        <w:tc>
+          <w:tcPr>
+            <w:tcW w:type="dxa" w:w="4592"/>
+          </w:tcPr>
+          <w:p>
+            <w:pPr>
+              <w:spacing w:before="30" w:after="30"/>
+            </w:pPr>
+            <w:r/>
+            <w:r>
+              <w:rPr>
+                <w:rFonts w:ascii="宋体" w:hAnsi="宋体" w:eastAsia="宋体"/>
+                <w:b w:val="0"/>
+                <w:sz w:val="17"/>
+              </w:rPr>
+              <w:t>账号总数 / 正常账号 / 已停用 / 管理员数量</w:t>
+            </w:r>
+          </w:p>
+        </w:tc>
+      </w:tr>
+      <w:tr>
+        <w:tc>
+          <w:tcPr>
+            <w:tcW w:type="dxa" w:w="4592"/>
+          </w:tcPr>
+          <w:p>
+            <w:pPr>
+              <w:spacing w:before="30" w:after="30"/>
+            </w:pPr>
+            <w:r/>
+            <w:r>
+              <w:rPr>
+                <w:rFonts w:ascii="宋体" w:hAnsi="宋体" w:eastAsia="宋体"/>
+                <w:b w:val="0"/>
+                <w:sz w:val="17"/>
+              </w:rPr>
+              <w:t>搜索区</w:t>
+            </w:r>
+          </w:p>
+        </w:tc>
+        <w:tc>
+          <w:tcPr>
+            <w:tcW w:type="dxa" w:w="4592"/>
+          </w:tcPr>
+          <w:p>
+            <w:pPr>
+              <w:spacing w:before="30" w:after="30"/>
+            </w:pPr>
+            <w:r/>
+            <w:r>
+              <w:rPr>
+                <w:rFonts w:ascii="宋体" w:hAnsi="宋体" w:eastAsia="宋体"/>
+                <w:b w:val="0"/>
+                <w:sz w:val="17"/>
+              </w:rPr>
+              <w:t>按用户名或显示名搜索</w:t>
+            </w:r>
+          </w:p>
+        </w:tc>
+      </w:tr>
+      <w:tr>
+        <w:tc>
+          <w:tcPr>
+            <w:tcW w:type="dxa" w:w="4592"/>
+          </w:tcPr>
+          <w:p>
+            <w:pPr>
+              <w:spacing w:before="30" w:after="30"/>
+            </w:pPr>
+            <w:r/>
+            <w:r>
+              <w:rPr>
+                <w:rFonts w:ascii="宋体" w:hAnsi="宋体" w:eastAsia="宋体"/>
+                <w:b w:val="0"/>
+                <w:sz w:val="17"/>
+              </w:rPr>
+              <w:t>用户表格</w:t>
+            </w:r>
+          </w:p>
+        </w:tc>
+        <w:tc>
+          <w:tcPr>
+            <w:tcW w:type="dxa" w:w="4592"/>
+          </w:tcPr>
+          <w:p>
+            <w:pPr>
+              <w:spacing w:before="30" w:after="30"/>
+            </w:pPr>
+            <w:r/>
+            <w:r>
+              <w:rPr>
+                <w:rFonts w:ascii="宋体" w:hAnsi="宋体" w:eastAsia="宋体"/>
+                <w:b w:val="0"/>
+                <w:sz w:val="17"/>
+              </w:rPr>
+              <w:t>用户名 / 显示名 / 角色 / 状态 / 最近登录 / 登录次数 / 操作</w:t>
+            </w:r>
+          </w:p>
+        </w:tc>
+      </w:tr>
+      <w:tr>
+        <w:tc>
+          <w:tcPr>
+            <w:tcW w:type="dxa" w:w="4592"/>
+          </w:tcPr>
+          <w:p>
+            <w:pPr>
+              <w:spacing w:before="30" w:after="30"/>
+            </w:pPr>
+            <w:r/>
+            <w:r>
+              <w:rPr>
+                <w:rFonts w:ascii="宋体" w:hAnsi="宋体" w:eastAsia="宋体"/>
+                <w:b w:val="0"/>
+                <w:sz w:val="17"/>
+              </w:rPr>
+              <w:t>行操作</w:t>
+            </w:r>
+          </w:p>
+        </w:tc>
+        <w:tc>
+          <w:tcPr>
+            <w:tcW w:type="dxa" w:w="4592"/>
+          </w:tcPr>
+          <w:p>
+            <w:pPr>
+              <w:spacing w:before="30" w:after="30"/>
+            </w:pPr>
+            <w:r/>
+            <w:r>
+              <w:rPr>
+                <w:rFonts w:ascii="宋体" w:hAnsi="宋体" w:eastAsia="宋体"/>
+                <w:b w:val="0"/>
+                <w:sz w:val="17"/>
+              </w:rPr>
+              <w:t>编辑、重置密码、停用（或启用）</w:t>
+            </w:r>
+          </w:p>
+        </w:tc>
+      </w:tr>
+    </w:tbl>
+    <w:p>
+      <w:pPr>
+        <w:spacing w:after="40"/>
+      </w:pPr>
+    </w:p>
+    <w:p>
+      <w:pPr>
+        <w:keepNext/>
+        <w:spacing w:before="140" w:after="80"/>
+      </w:pPr>
+      <w:r>
+        <w:rPr>
+          <w:rFonts w:ascii="宋体" w:hAnsi="宋体" w:eastAsia="宋体"/>
+          <w:b/>
+          <w:sz w:val="23"/>
+        </w:rPr>
+        <w:t>能做什么</w:t>
+      </w:r>
+    </w:p>
+    <w:tbl>
+      <w:tblPr>
+        <w:tblStyle w:val="TableGrid"/>
+        <w:tblW w:type="auto" w:w="0"/>
+        <w:jc w:val="center"/>
+        <w:tblLook w:firstColumn="1" w:firstRow="1" w:lastColumn="0" w:lastRow="0" w:noHBand="0" w:noVBand="1" w:val="04A0"/>
+      </w:tblPr>
+      <w:tblGrid>
+        <w:gridCol w:w="4592"/>
+        <w:gridCol w:w="4592"/>
+      </w:tblGrid>
+      <w:tr>
+        <w:tc>
+          <w:tcPr>
+            <w:tcW w:type="dxa" w:w="4592"/>
+            <w:shd w:val="clear" w:color="auto" w:fill="E8EEF7"/>
+          </w:tcPr>
+          <w:p>
+            <w:pPr>
+              <w:spacing w:before="40" w:after="40"/>
+            </w:pPr>
+            <w:r>
+              <w:rPr>
+                <w:b/>
+              </w:rPr>
+            </w:r>
+            <w:r>
+              <w:rPr>
+                <w:rFonts w:ascii="宋体" w:hAnsi="宋体" w:eastAsia="宋体"/>
+                <w:b/>
+                <w:sz w:val="18"/>
+              </w:rPr>
+              <w:t>操作</w:t>
+            </w:r>
+          </w:p>
+        </w:tc>
+        <w:tc>
+          <w:tcPr>
+            <w:tcW w:type="dxa" w:w="4592"/>
+            <w:shd w:val="clear" w:color="auto" w:fill="E8EEF7"/>
+          </w:tcPr>
+          <w:p>
+            <w:pPr>
+              <w:spacing w:before="40" w:after="40"/>
+            </w:pPr>
+            <w:r>
+              <w:rPr>
+                <w:b/>
+              </w:rPr>
+            </w:r>
+            <w:r>
+              <w:rPr>
+                <w:rFonts w:ascii="宋体" w:hAnsi="宋体" w:eastAsia="宋体"/>
+                <w:b/>
+                <w:sz w:val="18"/>
+              </w:rPr>
+              <w:t>说明</w:t>
+            </w:r>
+          </w:p>
+        </w:tc>
+      </w:tr>
+      <w:tr>
+        <w:tc>
+          <w:tcPr>
+            <w:tcW w:type="dxa" w:w="4592"/>
+          </w:tcPr>
+          <w:p>
+            <w:pPr>
+              <w:spacing w:before="30" w:after="30"/>
+            </w:pPr>
+            <w:r/>
+            <w:r>
+              <w:rPr>
+                <w:rFonts w:ascii="微软雅黑" w:hAnsi="微软雅黑" w:eastAsia="微软雅黑"/>
+                <w:b/>
+                <w:sz w:val="17"/>
+              </w:rPr>
+              <w:t>新建用户</w:t>
+            </w:r>
+          </w:p>
+        </w:tc>
+        <w:tc>
+          <w:tcPr>
+            <w:tcW w:type="dxa" w:w="4592"/>
+          </w:tcPr>
+          <w:p>
+            <w:pPr>
+              <w:spacing w:before="30" w:after="30"/>
+            </w:pPr>
+            <w:r/>
+            <w:r>
+              <w:rPr>
+                <w:rFonts w:ascii="宋体" w:hAnsi="宋体" w:eastAsia="宋体"/>
+                <w:b w:val="0"/>
+                <w:sz w:val="17"/>
+              </w:rPr>
+              <w:t>填用户名、显示名、密码、角色；密码需满足长度要求</w:t>
+            </w:r>
+          </w:p>
+        </w:tc>
+      </w:tr>
+      <w:tr>
+        <w:tc>
+          <w:tcPr>
+            <w:tcW w:type="dxa" w:w="4592"/>
+          </w:tcPr>
+          <w:p>
+            <w:pPr>
+              <w:spacing w:before="30" w:after="30"/>
+            </w:pPr>
+            <w:r/>
+            <w:r>
+              <w:rPr>
+                <w:rFonts w:ascii="微软雅黑" w:hAnsi="微软雅黑" w:eastAsia="微软雅黑"/>
+                <w:b/>
+                <w:sz w:val="17"/>
+              </w:rPr>
+              <w:t>编辑用户</w:t>
+            </w:r>
+          </w:p>
+        </w:tc>
+        <w:tc>
+          <w:tcPr>
+            <w:tcW w:type="dxa" w:w="4592"/>
+          </w:tcPr>
+          <w:p>
+            <w:pPr>
+              <w:spacing w:before="30" w:after="30"/>
+            </w:pPr>
+            <w:r/>
+            <w:r>
+              <w:rPr>
+                <w:rFonts w:ascii="宋体" w:hAnsi="宋体" w:eastAsia="宋体"/>
+                <w:b w:val="0"/>
+                <w:sz w:val="17"/>
+              </w:rPr>
+              <w:t>改显示名、角色；用户名不可改（避免审计断链）</w:t>
+            </w:r>
+          </w:p>
+        </w:tc>
+      </w:tr>
+      <w:tr>
+        <w:tc>
+          <w:tcPr>
+            <w:tcW w:type="dxa" w:w="4592"/>
+          </w:tcPr>
+          <w:p>
+            <w:pPr>
+              <w:spacing w:before="30" w:after="30"/>
+            </w:pPr>
+            <w:r/>
+            <w:r>
+              <w:rPr>
+                <w:rFonts w:ascii="微软雅黑" w:hAnsi="微软雅黑" w:eastAsia="微软雅黑"/>
+                <w:b/>
+                <w:sz w:val="17"/>
+              </w:rPr>
+              <w:t>重置密码</w:t>
+            </w:r>
+          </w:p>
+        </w:tc>
+        <w:tc>
+          <w:tcPr>
+            <w:tcW w:type="dxa" w:w="4592"/>
+          </w:tcPr>
+          <w:p>
+            <w:pPr>
+              <w:spacing w:before="30" w:after="30"/>
+            </w:pPr>
+            <w:r/>
+            <w:r>
+              <w:rPr>
+                <w:rFonts w:ascii="宋体" w:hAnsi="宋体" w:eastAsia="宋体"/>
+                <w:b w:val="0"/>
+                <w:sz w:val="17"/>
+              </w:rPr>
+              <w:t>管理员直接设定新密码，</w:t>
+            </w:r>
+            <w:r>
+              <w:rPr>
+                <w:rFonts w:ascii="微软雅黑" w:hAnsi="微软雅黑" w:eastAsia="微软雅黑"/>
+                <w:b/>
+                <w:sz w:val="17"/>
+              </w:rPr>
+              <w:t>被重置者的当前登录立即失效</w:t>
+            </w:r>
+          </w:p>
+        </w:tc>
+      </w:tr>
+      <w:tr>
+        <w:tc>
+          <w:tcPr>
+            <w:tcW w:type="dxa" w:w="4592"/>
+          </w:tcPr>
+          <w:p>
+            <w:pPr>
+              <w:spacing w:before="30" w:after="30"/>
+            </w:pPr>
+            <w:r/>
+            <w:r>
+              <w:rPr>
+                <w:rFonts w:ascii="微软雅黑" w:hAnsi="微软雅黑" w:eastAsia="微软雅黑"/>
+                <w:b/>
+                <w:sz w:val="17"/>
+              </w:rPr>
+              <w:t>停用 / 启用</w:t>
+            </w:r>
+          </w:p>
+        </w:tc>
+        <w:tc>
+          <w:tcPr>
+            <w:tcW w:type="dxa" w:w="4592"/>
+          </w:tcPr>
+          <w:p>
+            <w:pPr>
+              <w:spacing w:before="30" w:after="30"/>
+            </w:pPr>
+            <w:r/>
+            <w:r>
+              <w:rPr>
+                <w:rFonts w:ascii="宋体" w:hAnsi="宋体" w:eastAsia="宋体"/>
+                <w:b w:val="0"/>
+                <w:sz w:val="17"/>
+              </w:rPr>
+              <w:t>停用后该账号无法登录，但</w:t>
+            </w:r>
+            <w:r>
+              <w:rPr>
+                <w:rFonts w:ascii="微软雅黑" w:hAnsi="微软雅黑" w:eastAsia="微软雅黑"/>
+                <w:b/>
+                <w:sz w:val="17"/>
+              </w:rPr>
+              <w:t>记录保留</w:t>
+            </w:r>
+            <w:r>
+              <w:rPr>
+                <w:rFonts w:ascii="宋体" w:hAnsi="宋体" w:eastAsia="宋体"/>
+                <w:b w:val="0"/>
+                <w:sz w:val="17"/>
+              </w:rPr>
+              <w:t>（不物理删除，保证审计完整性）</w:t>
+            </w:r>
+          </w:p>
+        </w:tc>
+      </w:tr>
+    </w:tbl>
+    <w:p>
+      <w:pPr>
+        <w:spacing w:after="40"/>
+      </w:pPr>
+    </w:p>
+    <w:p>
+      <w:pPr>
+        <w:keepNext/>
+        <w:spacing w:before="140" w:after="80"/>
+      </w:pPr>
+      <w:r>
+        <w:rPr>
+          <w:rFonts w:ascii="宋体" w:hAnsi="宋体" w:eastAsia="宋体"/>
+          <w:b/>
+          <w:sz w:val="23"/>
+        </w:rPr>
+        <w:t>两条关键设计</w:t>
+      </w:r>
+    </w:p>
+    <w:p>
+      <w:pPr>
+        <w:spacing w:before="40" w:after="80" w:line="324" w:lineRule="auto"/>
+      </w:pPr>
+      <w:r>
+        <w:rPr>
+          <w:rFonts w:ascii="微软雅黑" w:hAnsi="微软雅黑" w:eastAsia="微软雅黑"/>
+          <w:b/>
+          <w:sz w:val="21"/>
+        </w:rPr>
+        <w:t>① 不做物理删除，只做停用。</w:t>
+      </w:r>
+    </w:p>
+    <w:p>
+      <w:pPr>
+        <w:spacing w:before="40" w:after="80" w:line="324" w:lineRule="auto"/>
+      </w:pPr>
+      <w:r>
+        <w:rPr>
+          <w:rFonts w:ascii="宋体" w:hAnsi="宋体" w:eastAsia="宋体"/>
+          <w:b w:val="0"/>
+          <w:sz w:val="21"/>
+        </w:rPr>
+        <w:t>工厂场景下"谁删了模型"必须能追溯。如果允许物理删除用户，那这个用户历史上做过的所有操作就会失去主语，</w:t>
+      </w:r>
+    </w:p>
+    <w:p>
+      <w:pPr>
+        <w:spacing w:before="40" w:after="80" w:line="324" w:lineRule="auto"/>
+      </w:pPr>
+      <w:r>
+        <w:rPr>
+          <w:rFonts w:ascii="宋体" w:hAnsi="宋体" w:eastAsia="宋体"/>
+          <w:b w:val="0"/>
+          <w:sz w:val="21"/>
+        </w:rPr>
+        <w:t>审计链断裂。所以停用（</w:t>
+      </w:r>
+      <w:r>
+        <w:rPr>
+          <w:rFonts w:ascii="Consolas" w:hAnsi="Consolas" w:eastAsia="Consolas"/>
+          <w:color w:val="C7254E"/>
+          <w:sz w:val="20"/>
+        </w:rPr>
+        <w:t>IsActive=0</w:t>
+      </w:r>
+      <w:r>
+        <w:rPr>
+          <w:rFonts w:ascii="宋体" w:hAnsi="宋体" w:eastAsia="宋体"/>
+          <w:b w:val="0"/>
+          <w:sz w:val="21"/>
+        </w:rPr>
+        <w:t>）是正确选择 —— 账号登不进来，但历史记录里的操作人仍然查得到。</w:t>
+      </w:r>
+    </w:p>
+    <w:p>
+      <w:pPr>
+        <w:spacing w:before="40" w:after="80" w:line="324" w:lineRule="auto"/>
+      </w:pPr>
+      <w:r>
+        <w:rPr>
+          <w:rFonts w:ascii="微软雅黑" w:hAnsi="微软雅黑" w:eastAsia="微软雅黑"/>
+          <w:b/>
+          <w:sz w:val="21"/>
+        </w:rPr>
+        <w:t>② 管理员不能把自己锁在门外。</w:t>
+      </w:r>
+    </w:p>
+    <w:p>
+      <w:pPr>
+        <w:spacing w:before="40" w:after="80" w:line="324" w:lineRule="auto"/>
+      </w:pPr>
+      <w:r>
+        <w:rPr>
+          <w:rFonts w:ascii="宋体" w:hAnsi="宋体" w:eastAsia="宋体"/>
+          <w:b w:val="0"/>
+          <w:sz w:val="21"/>
+        </w:rPr>
+        <w:t>后端对以下操作做了硬校验，前端也同步禁用按钮：</w:t>
+      </w:r>
+    </w:p>
+    <w:p>
+      <w:pPr>
+        <w:spacing w:before="30" w:after="30"/>
+        <w:ind w:left="425" w:hanging="255"/>
+      </w:pPr>
+      <w:r>
+        <w:rPr>
+          <w:rFonts w:ascii="宋体" w:hAnsi="宋体" w:eastAsia="宋体"/>
+          <w:sz w:val="21"/>
+        </w:rPr>
+        <w:t xml:space="preserve">• </w:t>
+      </w:r>
+      <w:r>
+        <w:rPr>
+          <w:rFonts w:ascii="宋体" w:hAnsi="宋体" w:eastAsia="宋体"/>
+          <w:b w:val="0"/>
+          <w:sz w:val="21"/>
+        </w:rPr>
+        <w:t>不能修改</w:t>
+      </w:r>
+      <w:r>
+        <w:rPr>
+          <w:rFonts w:ascii="微软雅黑" w:hAnsi="微软雅黑" w:eastAsia="微软雅黑"/>
+          <w:b/>
+          <w:sz w:val="21"/>
+        </w:rPr>
+        <w:t>自己</w:t>
+      </w:r>
+      <w:r>
+        <w:rPr>
+          <w:rFonts w:ascii="宋体" w:hAnsi="宋体" w:eastAsia="宋体"/>
+          <w:b w:val="0"/>
+          <w:sz w:val="21"/>
+        </w:rPr>
+        <w:t>的角色</w:t>
+      </w:r>
+    </w:p>
+    <w:p>
+      <w:pPr>
+        <w:spacing w:before="30" w:after="30"/>
+        <w:ind w:left="425" w:hanging="255"/>
+      </w:pPr>
+      <w:r>
+        <w:rPr>
+          <w:rFonts w:ascii="宋体" w:hAnsi="宋体" w:eastAsia="宋体"/>
+          <w:sz w:val="21"/>
+        </w:rPr>
+        <w:t xml:space="preserve">• </w:t>
+      </w:r>
+      <w:r>
+        <w:rPr>
+          <w:rFonts w:ascii="宋体" w:hAnsi="宋体" w:eastAsia="宋体"/>
+          <w:b w:val="0"/>
+          <w:sz w:val="21"/>
+        </w:rPr>
+        <w:t>不能停用</w:t>
+      </w:r>
+      <w:r>
+        <w:rPr>
+          <w:rFonts w:ascii="微软雅黑" w:hAnsi="微软雅黑" w:eastAsia="微软雅黑"/>
+          <w:b/>
+          <w:sz w:val="21"/>
+        </w:rPr>
+        <w:t>自己</w:t>
+      </w:r>
+    </w:p>
+    <w:p>
+      <w:pPr>
+        <w:spacing w:before="30" w:after="30"/>
+        <w:ind w:left="425" w:hanging="255"/>
+      </w:pPr>
+      <w:r>
+        <w:rPr>
+          <w:rFonts w:ascii="宋体" w:hAnsi="宋体" w:eastAsia="宋体"/>
+          <w:sz w:val="21"/>
+        </w:rPr>
+        <w:t xml:space="preserve">• </w:t>
+      </w:r>
+      <w:r>
+        <w:rPr>
+          <w:rFonts w:ascii="宋体" w:hAnsi="宋体" w:eastAsia="宋体"/>
+          <w:b w:val="0"/>
+          <w:sz w:val="21"/>
+        </w:rPr>
+        <w:t>不能停用</w:t>
+      </w:r>
+      <w:r>
+        <w:rPr>
+          <w:rFonts w:ascii="微软雅黑" w:hAnsi="微软雅黑" w:eastAsia="微软雅黑"/>
+          <w:b/>
+          <w:sz w:val="21"/>
+        </w:rPr>
+        <w:t>最后一个</w:t>
+      </w:r>
+      <w:r>
+        <w:rPr>
+          <w:rFonts w:ascii="宋体" w:hAnsi="宋体" w:eastAsia="宋体"/>
+          <w:b w:val="0"/>
+          <w:sz w:val="21"/>
+        </w:rPr>
+        <w:t>管理员账号</w:t>
+      </w:r>
+    </w:p>
+    <w:p>
+      <w:pPr>
+        <w:spacing w:before="80" w:after="40"/>
+        <w:jc w:val="center"/>
+      </w:pPr>
+      <w:r>
+        <w:drawing>
+          <wp:inline xmlns:a="http://schemas.openxmlformats.org/drawingml/2006/main" xmlns:pic="http://schemas.openxmlformats.org/drawingml/2006/picture">
+            <wp:extent cx="5616000" cy="3500546"/>
+            <wp:docPr id="12" name="Picture 12"/>
+            <wp:cNvGraphicFramePr>
+              <a:graphicFrameLocks noChangeAspect="1"/>
+            </wp:cNvGraphicFramePr>
+            <a:graphic>
+              <a:graphicData uri="http://schemas.openxmlformats.org/drawingml/2006/picture">
+                <pic:pic>
+                  <pic:nvPicPr>
+                    <pic:cNvPr id="0" name="v2-12-用户管理-非管理员不可见.png"/>
+                    <pic:cNvPicPr/>
+                  </pic:nvPicPr>
+                  <pic:blipFill>
+                    <a:blip r:embed="rId20"/>
+                    <a:stretch>
+                      <a:fillRect/>
+                    </a:stretch>
+                  </pic:blipFill>
+                  <pic:spPr>
+                    <a:xfrm>
+                      <a:off x="0" y="0"/>
+                      <a:ext cx="5616000" cy="3500546"/>
+                    </a:xfrm>
+                    <a:prstGeom prst="rect"/>
+                  </pic:spPr>
+                </pic:pic>
+              </a:graphicData>
+            </a:graphic>
+          </wp:inline>
+        </w:drawing>
+      </w:r>
+    </w:p>
+    <w:p>
+      <w:pPr>
+        <w:spacing w:after="160"/>
+        <w:jc w:val="center"/>
+      </w:pPr>
+      <w:r>
+        <w:rPr>
+          <w:rFonts w:ascii="微软雅黑" w:hAnsi="微软雅黑" w:eastAsia="微软雅黑"/>
+          <w:color w:val="666666"/>
+          <w:sz w:val="18"/>
+        </w:rPr>
+        <w:t>图：非管理员不可见</w:t>
+      </w:r>
+    </w:p>
+    <w:p>
+      <w:pPr>
+        <w:spacing w:before="40" w:after="80" w:line="324" w:lineRule="auto"/>
+      </w:pPr>
+      <w:r>
+        <w:rPr>
+          <w:rFonts w:ascii="宋体" w:hAnsi="宋体" w:eastAsia="宋体"/>
+          <w:b w:val="0"/>
+          <w:sz w:val="21"/>
+        </w:rPr>
+        <w:t>上图是工程师账号登录后的侧边栏 —— 同样进入「系统管理」，但</w:t>
+      </w:r>
+      <w:r>
+        <w:rPr>
+          <w:rFonts w:ascii="微软雅黑" w:hAnsi="微软雅黑" w:eastAsia="微软雅黑"/>
+          <w:b/>
+          <w:sz w:val="21"/>
+        </w:rPr>
+        <w:t>没有「用户管理」子项</w:t>
+      </w:r>
+      <w:r>
+        <w:rPr>
+          <w:rFonts w:ascii="宋体" w:hAnsi="宋体" w:eastAsia="宋体"/>
+          <w:b w:val="0"/>
+          <w:sz w:val="21"/>
+        </w:rPr>
+        <w:t>。</w:t>
+      </w:r>
+    </w:p>
+    <w:p>
+      <w:pPr>
+        <w:spacing w:before="40" w:after="80" w:line="324" w:lineRule="auto"/>
+      </w:pPr>
+      <w:r>
+        <w:rPr>
+          <w:rFonts w:ascii="宋体" w:hAnsi="宋体" w:eastAsia="宋体"/>
+          <w:b w:val="0"/>
+          <w:sz w:val="21"/>
+        </w:rPr>
+        <w:t xml:space="preserve">这是后端 </w:t>
+      </w:r>
+      <w:r>
+        <w:rPr>
+          <w:rFonts w:ascii="Consolas" w:hAnsi="Consolas" w:eastAsia="Consolas"/>
+          <w:color w:val="C7254E"/>
+          <w:sz w:val="20"/>
+        </w:rPr>
+        <w:t>_menu_payload()</w:t>
+      </w:r>
+      <w:r>
+        <w:rPr>
+          <w:rFonts w:ascii="宋体" w:hAnsi="宋体" w:eastAsia="宋体"/>
+          <w:b w:val="0"/>
+          <w:sz w:val="21"/>
+        </w:rPr>
+        <w:t xml:space="preserve"> 按角色过滤菜单的结果，属于服务端控制，不是前端简单隐藏。</w:t>
+      </w:r>
+    </w:p>
+    <w:p>
+      <w:pPr>
+        <w:keepNext/>
+        <w:spacing w:before="140" w:after="80"/>
+      </w:pPr>
+      <w:r>
+        <w:rPr>
+          <w:rFonts w:ascii="宋体" w:hAnsi="宋体" w:eastAsia="宋体"/>
+          <w:b/>
+          <w:sz w:val="23"/>
+        </w:rPr>
+        <w:t>三个内置账号</w:t>
+      </w:r>
+    </w:p>
+    <w:p>
+      <w:pPr>
+        <w:spacing w:before="40" w:after="80" w:line="324" w:lineRule="auto"/>
+      </w:pPr>
+      <w:r>
+        <w:rPr>
+          <w:rFonts w:ascii="宋体" w:hAnsi="宋体" w:eastAsia="宋体"/>
+          <w:b w:val="0"/>
+          <w:sz w:val="21"/>
+        </w:rPr>
+        <w:t>平台首次启动时自动创建，用于演示权限差异：</w:t>
+      </w:r>
+    </w:p>
+    <w:tbl>
+      <w:tblPr>
+        <w:tblStyle w:val="TableGrid"/>
+        <w:tblW w:type="auto" w:w="0"/>
+        <w:jc w:val="center"/>
+        <w:tblLook w:firstColumn="1" w:firstRow="1" w:lastColumn="0" w:lastRow="0" w:noHBand="0" w:noVBand="1" w:val="04A0"/>
+      </w:tblPr>
+      <w:tblGrid>
+        <w:gridCol w:w="2296"/>
+        <w:gridCol w:w="2296"/>
+        <w:gridCol w:w="2296"/>
+        <w:gridCol w:w="2296"/>
+      </w:tblGrid>
+      <w:tr>
+        <w:tc>
+          <w:tcPr>
+            <w:tcW w:type="dxa" w:w="2296"/>
+            <w:shd w:val="clear" w:color="auto" w:fill="E8EEF7"/>
+          </w:tcPr>
+          <w:p>
+            <w:pPr>
+              <w:spacing w:before="40" w:after="40"/>
+            </w:pPr>
+            <w:r>
+              <w:rPr>
+                <w:b/>
+              </w:rPr>
+            </w:r>
+            <w:r>
+              <w:rPr>
+                <w:rFonts w:ascii="宋体" w:hAnsi="宋体" w:eastAsia="宋体"/>
+                <w:b/>
+                <w:sz w:val="18"/>
+              </w:rPr>
+              <w:t>账号</w:t>
+            </w:r>
+          </w:p>
+        </w:tc>
+        <w:tc>
+          <w:tcPr>
+            <w:tcW w:type="dxa" w:w="2296"/>
+            <w:shd w:val="clear" w:color="auto" w:fill="E8EEF7"/>
+          </w:tcPr>
+          <w:p>
+            <w:pPr>
+              <w:spacing w:before="40" w:after="40"/>
+            </w:pPr>
+            <w:r>
+              <w:rPr>
+                <w:b/>
+              </w:rPr>
+            </w:r>
+            <w:r>
+              <w:rPr>
+                <w:rFonts w:ascii="宋体" w:hAnsi="宋体" w:eastAsia="宋体"/>
+                <w:b/>
+                <w:sz w:val="18"/>
+              </w:rPr>
+              <w:t>口令</w:t>
+            </w:r>
+          </w:p>
+        </w:tc>
+        <w:tc>
+          <w:tcPr>
+            <w:tcW w:type="dxa" w:w="2296"/>
+            <w:shd w:val="clear" w:color="auto" w:fill="E8EEF7"/>
+          </w:tcPr>
+          <w:p>
+            <w:pPr>
+              <w:spacing w:before="40" w:after="40"/>
+            </w:pPr>
+            <w:r>
+              <w:rPr>
+                <w:b/>
+              </w:rPr>
+            </w:r>
+            <w:r>
+              <w:rPr>
+                <w:rFonts w:ascii="宋体" w:hAnsi="宋体" w:eastAsia="宋体"/>
+                <w:b/>
+                <w:sz w:val="18"/>
+              </w:rPr>
+              <w:t>角色</w:t>
+            </w:r>
+          </w:p>
+        </w:tc>
+        <w:tc>
+          <w:tcPr>
+            <w:tcW w:type="dxa" w:w="2296"/>
+            <w:shd w:val="clear" w:color="auto" w:fill="E8EEF7"/>
+          </w:tcPr>
+          <w:p>
+            <w:pPr>
+              <w:spacing w:before="40" w:after="40"/>
+            </w:pPr>
+            <w:r>
+              <w:rPr>
+                <w:b/>
+              </w:rPr>
+            </w:r>
+            <w:r>
+              <w:rPr>
+                <w:rFonts w:ascii="宋体" w:hAnsi="宋体" w:eastAsia="宋体"/>
+                <w:b/>
+                <w:sz w:val="18"/>
+              </w:rPr>
+              <w:t>可见范围</w:t>
+            </w:r>
+          </w:p>
+        </w:tc>
+      </w:tr>
+      <w:tr>
+        <w:tc>
+          <w:tcPr>
+            <w:tcW w:type="dxa" w:w="2296"/>
+          </w:tcPr>
+          <w:p>
+            <w:pPr>
+              <w:spacing w:before="30" w:after="30"/>
+            </w:pPr>
+            <w:r/>
+            <w:r>
+              <w:rPr>
+                <w:rFonts w:ascii="Consolas" w:hAnsi="Consolas" w:eastAsia="Consolas"/>
+                <w:color w:val="C7254E"/>
+                <w:sz w:val="16"/>
+              </w:rPr>
+              <w:t>admin</w:t>
+            </w:r>
+          </w:p>
+        </w:tc>
+        <w:tc>
+          <w:tcPr>
+            <w:tcW w:type="dxa" w:w="2296"/>
+          </w:tcPr>
+          <w:p>
+            <w:pPr>
+              <w:spacing w:before="30" w:after="30"/>
+            </w:pPr>
+            <w:r/>
+            <w:r>
+              <w:rPr>
+                <w:rFonts w:ascii="Consolas" w:hAnsi="Consolas" w:eastAsia="Consolas"/>
+                <w:color w:val="C7254E"/>
+                <w:sz w:val="16"/>
+              </w:rPr>
+              <w:t>Admin@2026</w:t>
+            </w:r>
+          </w:p>
+        </w:tc>
+        <w:tc>
+          <w:tcPr>
+            <w:tcW w:type="dxa" w:w="2296"/>
+          </w:tcPr>
+          <w:p>
+            <w:pPr>
+              <w:spacing w:before="30" w:after="30"/>
+            </w:pPr>
+            <w:r/>
+            <w:r>
+              <w:rPr>
+                <w:rFonts w:ascii="宋体" w:hAnsi="宋体" w:eastAsia="宋体"/>
+                <w:b w:val="0"/>
+                <w:sz w:val="17"/>
+              </w:rPr>
+              <w:t>管理员</w:t>
+            </w:r>
+          </w:p>
+        </w:tc>
+        <w:tc>
+          <w:tcPr>
+            <w:tcW w:type="dxa" w:w="2296"/>
+          </w:tcPr>
+          <w:p>
+            <w:pPr>
+              <w:spacing w:before="30" w:after="30"/>
+            </w:pPr>
+            <w:r/>
+            <w:r>
+              <w:rPr>
+                <w:rFonts w:ascii="宋体" w:hAnsi="宋体" w:eastAsia="宋体"/>
+                <w:b w:val="0"/>
+                <w:sz w:val="17"/>
+              </w:rPr>
+              <w:t>全部功能，含用户管理</w:t>
+            </w:r>
+          </w:p>
+        </w:tc>
+      </w:tr>
+      <w:tr>
+        <w:tc>
+          <w:tcPr>
+            <w:tcW w:type="dxa" w:w="2296"/>
+          </w:tcPr>
+          <w:p>
+            <w:pPr>
+              <w:spacing w:before="30" w:after="30"/>
+            </w:pPr>
+            <w:r/>
+            <w:r>
+              <w:rPr>
+                <w:rFonts w:ascii="Consolas" w:hAnsi="Consolas" w:eastAsia="Consolas"/>
+                <w:color w:val="C7254E"/>
+                <w:sz w:val="16"/>
+              </w:rPr>
+              <w:t>engineer</w:t>
+            </w:r>
+          </w:p>
+        </w:tc>
+        <w:tc>
+          <w:tcPr>
+            <w:tcW w:type="dxa" w:w="2296"/>
+          </w:tcPr>
+          <w:p>
+            <w:pPr>
+              <w:spacing w:before="30" w:after="30"/>
+            </w:pPr>
+            <w:r/>
+            <w:r>
+              <w:rPr>
+                <w:rFonts w:ascii="Consolas" w:hAnsi="Consolas" w:eastAsia="Consolas"/>
+                <w:color w:val="C7254E"/>
+                <w:sz w:val="16"/>
+              </w:rPr>
+              <w:t>Engineer@2026</w:t>
+            </w:r>
+          </w:p>
+        </w:tc>
+        <w:tc>
+          <w:tcPr>
+            <w:tcW w:type="dxa" w:w="2296"/>
+          </w:tcPr>
+          <w:p>
+            <w:pPr>
+              <w:spacing w:before="30" w:after="30"/>
+            </w:pPr>
+            <w:r/>
+            <w:r>
+              <w:rPr>
+                <w:rFonts w:ascii="宋体" w:hAnsi="宋体" w:eastAsia="宋体"/>
+                <w:b w:val="0"/>
+                <w:sz w:val="17"/>
+              </w:rPr>
+              <w:t>工程师</w:t>
+            </w:r>
+          </w:p>
+        </w:tc>
+        <w:tc>
+          <w:tcPr>
+            <w:tcW w:type="dxa" w:w="2296"/>
+          </w:tcPr>
+          <w:p>
+            <w:pPr>
+              <w:spacing w:before="30" w:after="30"/>
+            </w:pPr>
+            <w:r/>
+            <w:r>
+              <w:rPr>
+                <w:rFonts w:ascii="宋体" w:hAnsi="宋体" w:eastAsia="宋体"/>
+                <w:b w:val="0"/>
+                <w:sz w:val="17"/>
+              </w:rPr>
+              <w:t>模型 / 数据集 / 训练 / 推理，无用户管理</w:t>
+            </w:r>
+          </w:p>
+        </w:tc>
+      </w:tr>
+      <w:tr>
+        <w:tc>
+          <w:tcPr>
+            <w:tcW w:type="dxa" w:w="2296"/>
+          </w:tcPr>
+          <w:p>
+            <w:pPr>
+              <w:spacing w:before="30" w:after="30"/>
+            </w:pPr>
+            <w:r/>
+            <w:r>
+              <w:rPr>
+                <w:rFonts w:ascii="Consolas" w:hAnsi="Consolas" w:eastAsia="Consolas"/>
+                <w:color w:val="C7254E"/>
+                <w:sz w:val="16"/>
+              </w:rPr>
+              <w:t>operator</w:t>
+            </w:r>
+          </w:p>
+        </w:tc>
+        <w:tc>
+          <w:tcPr>
+            <w:tcW w:type="dxa" w:w="2296"/>
+          </w:tcPr>
+          <w:p>
+            <w:pPr>
+              <w:spacing w:before="30" w:after="30"/>
+            </w:pPr>
+            <w:r/>
+            <w:r>
+              <w:rPr>
+                <w:rFonts w:ascii="Consolas" w:hAnsi="Consolas" w:eastAsia="Consolas"/>
+                <w:color w:val="C7254E"/>
+                <w:sz w:val="16"/>
+              </w:rPr>
+              <w:t>Operator@2026</w:t>
+            </w:r>
+          </w:p>
+        </w:tc>
+        <w:tc>
+          <w:tcPr>
+            <w:tcW w:type="dxa" w:w="2296"/>
+          </w:tcPr>
+          <w:p>
+            <w:pPr>
+              <w:spacing w:before="30" w:after="30"/>
+            </w:pPr>
+            <w:r/>
+            <w:r>
+              <w:rPr>
+                <w:rFonts w:ascii="宋体" w:hAnsi="宋体" w:eastAsia="宋体"/>
+                <w:b w:val="0"/>
+                <w:sz w:val="17"/>
+              </w:rPr>
+              <w:t>操作员</w:t>
+            </w:r>
+          </w:p>
+        </w:tc>
+        <w:tc>
+          <w:tcPr>
+            <w:tcW w:type="dxa" w:w="2296"/>
+          </w:tcPr>
+          <w:p>
+            <w:pPr>
+              <w:spacing w:before="30" w:after="30"/>
+            </w:pPr>
+            <w:r/>
+            <w:r>
+              <w:rPr>
+                <w:rFonts w:ascii="宋体" w:hAnsi="宋体" w:eastAsia="宋体"/>
+                <w:b w:val="0"/>
+                <w:sz w:val="17"/>
+              </w:rPr>
+              <w:t>只读为主，无用户管理与日志查看</w:t>
+            </w:r>
+          </w:p>
+        </w:tc>
+      </w:tr>
+    </w:tbl>
+    <w:p>
+      <w:pPr>
+        <w:spacing w:after="40"/>
+      </w:pPr>
+    </w:p>
+    <w:p>
+      <w:pPr>
+        <w:spacing w:before="60" w:after="60"/>
+        <w:ind w:left="283"/>
+        <w:shd w:val="clear" w:color="auto" w:fill="FFF8E1"/>
+      </w:pPr>
+      <w:r>
+        <w:rPr>
+          <w:rFonts w:ascii="宋体" w:hAnsi="宋体" w:eastAsia="宋体"/>
+          <w:b w:val="0"/>
+          <w:sz w:val="19"/>
+        </w:rPr>
+        <w:t xml:space="preserve">⚠️ 正式投入使用时请尽快修改这三个账号的口令，或停用演示账号。 忘记口令可用 </w:t>
+      </w:r>
+      <w:r>
+        <w:rPr>
+          <w:rFonts w:ascii="Consolas" w:hAnsi="Consolas" w:eastAsia="Consolas"/>
+          <w:color w:val="C7254E"/>
+          <w:sz w:val="18"/>
+        </w:rPr>
+        <w:t>testRestfulProject/tools/reset-login-accounts.py</w:t>
+      </w:r>
+      <w:r>
+        <w:rPr>
+          <w:rFonts w:ascii="宋体" w:hAnsi="宋体" w:eastAsia="宋体"/>
+          <w:b w:val="0"/>
+          <w:sz w:val="19"/>
+        </w:rPr>
+        <w:t xml:space="preserve"> 重置。</w:t>
+      </w:r>
+    </w:p>
+    <w:p>
+      <w:pPr>
+        <w:spacing w:before="40" w:after="40"/>
+        <w:pBdr>
+          <w:top w:val="single" w:sz="4" w:space="4" w:color="BBBBBB"/>
+          <w:left w:val="single" w:sz="4" w:space="4" w:color="BBBBBB"/>
+          <w:bottom w:val="single" w:sz="4" w:space="4" w:color="BBBBBB"/>
+          <w:right w:val="single" w:sz="4" w:space="4" w:color="BBBBBB"/>
+        </w:pBdr>
+      </w:pPr>
+    </w:p>
+    <w:p>
+      <w:pPr>
+        <w:keepNext/>
         <w:spacing w:before="200" w:after="80"/>
       </w:pPr>
       <w:r>
@@ -34516,7 +35922,7 @@
       </w:r>
     </w:p>
     <w:sectPr>
-      <w:footerReference w:type="default" r:id="rId19"/>
+      <w:footerReference w:type="default" r:id="rId21"/>
       <w:pgSz w:w="11906" w:h="16838"/>
       <w:pgMar w:top="1247" w:right="1361" w:bottom="1247" w:left="1361" w:header="720" w:footer="720" w:gutter="0"/>
       <w:cols w:space="720"/>

--- a/docs/模型管理平台-系统使用文档.docx
+++ b/docs/模型管理平台-系统使用文档.docx
@@ -438,6 +438,27 @@
           <w:sz w:val="21"/>
         </w:rPr>
         <w:t>4.7 用户管理（管理员专属）</w:t>
+      </w:r>
+    </w:p>
+    <w:p>
+      <w:pPr>
+        <w:spacing w:before="30" w:after="30"/>
+        <w:ind w:left="765" w:hanging="255"/>
+      </w:pPr>
+      <w:r>
+        <w:rPr>
+          <w:rFonts w:ascii="宋体" w:hAnsi="宋体" w:eastAsia="宋体"/>
+          <w:sz w:val="21"/>
+        </w:rPr>
+        <w:t xml:space="preserve">• </w:t>
+      </w:r>
+      <w:r>
+        <w:rPr>
+          <w:rFonts w:ascii="宋体" w:hAnsi="宋体" w:eastAsia="宋体"/>
+          <w:b w:val="0"/>
+          <w:sz w:val="21"/>
+        </w:rPr>
+        <w:t>4.8 操作日志（管理员专属）</w:t>
       </w:r>
     </w:p>
     <w:p>
@@ -1130,6 +1151,46 @@
                 <w:sz w:val="17"/>
               </w:rPr>
               <w:t>管理员专属：账号列表、新建 / 编辑 / 重置密码 / 停用启用、按角色控制菜单可见性</w:t>
+            </w:r>
+          </w:p>
+        </w:tc>
+      </w:tr>
+      <w:tr>
+        <w:tc>
+          <w:tcPr>
+            <w:tcW w:type="dxa" w:w="4592"/>
+          </w:tcPr>
+          <w:p>
+            <w:pPr>
+              <w:spacing w:before="30" w:after="30"/>
+            </w:pPr>
+            <w:r/>
+            <w:r>
+              <w:rPr>
+                <w:rFonts w:ascii="微软雅黑" w:hAnsi="微软雅黑" w:eastAsia="微软雅黑"/>
+                <w:b/>
+                <w:sz w:val="17"/>
+              </w:rPr>
+              <w:t>操作日志</w:t>
+            </w:r>
+          </w:p>
+        </w:tc>
+        <w:tc>
+          <w:tcPr>
+            <w:tcW w:type="dxa" w:w="4592"/>
+          </w:tcPr>
+          <w:p>
+            <w:pPr>
+              <w:spacing w:before="30" w:after="30"/>
+            </w:pPr>
+            <w:r/>
+            <w:r>
+              <w:rPr>
+                <w:rFonts w:ascii="宋体" w:hAnsi="宋体" w:eastAsia="宋体"/>
+                <w:b w:val="0"/>
+                <w:sz w:val="17"/>
+              </w:rPr>
+              <w:t>管理员专属：全平台操作审计查询，按动作/结果/关键字筛选，详情结构化展示</w:t>
             </w:r>
           </w:p>
         </w:tc>
@@ -11308,6 +11369,1150 @@
     <w:p>
       <w:pPr>
         <w:keepNext/>
+        <w:spacing w:before="140" w:after="80"/>
+      </w:pPr>
+      <w:r>
+        <w:rPr>
+          <w:rFonts w:ascii="宋体" w:hAnsi="宋体" w:eastAsia="宋体"/>
+          <w:b/>
+          <w:sz w:val="26"/>
+        </w:rPr>
+        <w:t>4.8 操作日志（管理员专属）</w:t>
+      </w:r>
+    </w:p>
+    <w:p>
+      <w:pPr>
+        <w:spacing w:before="40" w:after="80" w:line="324" w:lineRule="auto"/>
+      </w:pPr>
+      <w:r>
+        <w:rPr>
+          <w:rFonts w:ascii="宋体" w:hAnsi="宋体" w:eastAsia="宋体"/>
+          <w:b w:val="0"/>
+          <w:sz w:val="21"/>
+        </w:rPr>
+        <w:t>操作日志与用户管理一样，</w:t>
+      </w:r>
+      <w:r>
+        <w:rPr>
+          <w:rFonts w:ascii="微软雅黑" w:hAnsi="微软雅黑" w:eastAsia="微软雅黑"/>
+          <w:b/>
+          <w:sz w:val="21"/>
+        </w:rPr>
+        <w:t>仅管理员可见</w:t>
+      </w:r>
+      <w:r>
+        <w:rPr>
+          <w:rFonts w:ascii="宋体" w:hAnsi="宋体" w:eastAsia="宋体"/>
+          <w:b w:val="0"/>
+          <w:sz w:val="21"/>
+        </w:rPr>
+        <w:t>，入口在「系统管理 → 操作日志」。</w:t>
+      </w:r>
+    </w:p>
+    <w:p>
+      <w:pPr>
+        <w:spacing w:before="80" w:after="40"/>
+        <w:jc w:val="center"/>
+      </w:pPr>
+      <w:r>
+        <w:drawing>
+          <wp:inline xmlns:a="http://schemas.openxmlformats.org/drawingml/2006/main" xmlns:pic="http://schemas.openxmlformats.org/drawingml/2006/picture">
+            <wp:extent cx="5616000" cy="3500546"/>
+            <wp:docPr id="13" name="Picture 13"/>
+            <wp:cNvGraphicFramePr>
+              <a:graphicFrameLocks noChangeAspect="1"/>
+            </wp:cNvGraphicFramePr>
+            <a:graphic>
+              <a:graphicData uri="http://schemas.openxmlformats.org/drawingml/2006/picture">
+                <pic:pic>
+                  <pic:nvPicPr>
+                    <pic:cNvPr id="0" name="v2-13-操作日志页.png"/>
+                    <pic:cNvPicPr/>
+                  </pic:nvPicPr>
+                  <pic:blipFill>
+                    <a:blip r:embed="rId21"/>
+                    <a:stretch>
+                      <a:fillRect/>
+                    </a:stretch>
+                  </pic:blipFill>
+                  <pic:spPr>
+                    <a:xfrm>
+                      <a:off x="0" y="0"/>
+                      <a:ext cx="5616000" cy="3500546"/>
+                    </a:xfrm>
+                    <a:prstGeom prst="rect"/>
+                  </pic:spPr>
+                </pic:pic>
+              </a:graphicData>
+            </a:graphic>
+          </wp:inline>
+        </w:drawing>
+      </w:r>
+    </w:p>
+    <w:p>
+      <w:pPr>
+        <w:spacing w:after="160"/>
+        <w:jc w:val="center"/>
+      </w:pPr>
+      <w:r>
+        <w:rPr>
+          <w:rFonts w:ascii="微软雅黑" w:hAnsi="微软雅黑" w:eastAsia="微软雅黑"/>
+          <w:color w:val="666666"/>
+          <w:sz w:val="18"/>
+        </w:rPr>
+        <w:t>图：操作日志页</w:t>
+      </w:r>
+    </w:p>
+    <w:p>
+      <w:pPr>
+        <w:spacing w:before="40" w:after="80" w:line="324" w:lineRule="auto"/>
+      </w:pPr>
+      <w:r>
+        <w:rPr>
+          <w:rFonts w:ascii="宋体" w:hAnsi="宋体" w:eastAsia="宋体"/>
+          <w:b w:val="0"/>
+          <w:sz w:val="21"/>
+        </w:rPr>
+        <w:t>这个页面回答的问题是：</w:t>
+      </w:r>
+      <w:r>
+        <w:rPr>
+          <w:rFonts w:ascii="微软雅黑" w:hAnsi="微软雅黑" w:eastAsia="微软雅黑"/>
+          <w:b/>
+          <w:sz w:val="21"/>
+        </w:rPr>
+        <w:t>谁、在什么时候、对哪个对象、做了什么、结果如何</w:t>
+      </w:r>
+      <w:r>
+        <w:rPr>
+          <w:rFonts w:ascii="宋体" w:hAnsi="宋体" w:eastAsia="宋体"/>
+          <w:b w:val="0"/>
+          <w:sz w:val="21"/>
+        </w:rPr>
+        <w:t>。</w:t>
+      </w:r>
+    </w:p>
+    <w:p>
+      <w:pPr>
+        <w:keepNext/>
+        <w:spacing w:before="140" w:after="80"/>
+      </w:pPr>
+      <w:r>
+        <w:rPr>
+          <w:rFonts w:ascii="宋体" w:hAnsi="宋体" w:eastAsia="宋体"/>
+          <w:b/>
+          <w:sz w:val="23"/>
+        </w:rPr>
+        <w:t>页面结构</w:t>
+      </w:r>
+    </w:p>
+    <w:tbl>
+      <w:tblPr>
+        <w:tblStyle w:val="TableGrid"/>
+        <w:tblW w:type="auto" w:w="0"/>
+        <w:jc w:val="center"/>
+        <w:tblLook w:firstColumn="1" w:firstRow="1" w:lastColumn="0" w:lastRow="0" w:noHBand="0" w:noVBand="1" w:val="04A0"/>
+      </w:tblPr>
+      <w:tblGrid>
+        <w:gridCol w:w="4592"/>
+        <w:gridCol w:w="4592"/>
+      </w:tblGrid>
+      <w:tr>
+        <w:tc>
+          <w:tcPr>
+            <w:tcW w:type="dxa" w:w="4592"/>
+            <w:shd w:val="clear" w:color="auto" w:fill="E8EEF7"/>
+          </w:tcPr>
+          <w:p>
+            <w:pPr>
+              <w:spacing w:before="40" w:after="40"/>
+            </w:pPr>
+            <w:r>
+              <w:rPr>
+                <w:b/>
+              </w:rPr>
+            </w:r>
+            <w:r>
+              <w:rPr>
+                <w:rFonts w:ascii="宋体" w:hAnsi="宋体" w:eastAsia="宋体"/>
+                <w:b/>
+                <w:sz w:val="18"/>
+              </w:rPr>
+              <w:t>区域</w:t>
+            </w:r>
+          </w:p>
+        </w:tc>
+        <w:tc>
+          <w:tcPr>
+            <w:tcW w:type="dxa" w:w="4592"/>
+            <w:shd w:val="clear" w:color="auto" w:fill="E8EEF7"/>
+          </w:tcPr>
+          <w:p>
+            <w:pPr>
+              <w:spacing w:before="40" w:after="40"/>
+            </w:pPr>
+            <w:r>
+              <w:rPr>
+                <w:b/>
+              </w:rPr>
+            </w:r>
+            <w:r>
+              <w:rPr>
+                <w:rFonts w:ascii="宋体" w:hAnsi="宋体" w:eastAsia="宋体"/>
+                <w:b/>
+                <w:sz w:val="18"/>
+              </w:rPr>
+              <w:t>内容</w:t>
+            </w:r>
+          </w:p>
+        </w:tc>
+      </w:tr>
+      <w:tr>
+        <w:tc>
+          <w:tcPr>
+            <w:tcW w:type="dxa" w:w="4592"/>
+          </w:tcPr>
+          <w:p>
+            <w:pPr>
+              <w:spacing w:before="30" w:after="30"/>
+            </w:pPr>
+            <w:r/>
+            <w:r>
+              <w:rPr>
+                <w:rFonts w:ascii="宋体" w:hAnsi="宋体" w:eastAsia="宋体"/>
+                <w:b w:val="0"/>
+                <w:sz w:val="17"/>
+              </w:rPr>
+              <w:t>KPI 卡片</w:t>
+            </w:r>
+          </w:p>
+        </w:tc>
+        <w:tc>
+          <w:tcPr>
+            <w:tcW w:type="dxa" w:w="4592"/>
+          </w:tcPr>
+          <w:p>
+            <w:pPr>
+              <w:spacing w:before="30" w:after="30"/>
+            </w:pPr>
+            <w:r/>
+            <w:r>
+              <w:rPr>
+                <w:rFonts w:ascii="宋体" w:hAnsi="宋体" w:eastAsia="宋体"/>
+                <w:b w:val="0"/>
+                <w:sz w:val="17"/>
+              </w:rPr>
+              <w:t>日志条数 / 业务失败 / 登录失败 / 操作人数</w:t>
+            </w:r>
+          </w:p>
+        </w:tc>
+      </w:tr>
+      <w:tr>
+        <w:tc>
+          <w:tcPr>
+            <w:tcW w:type="dxa" w:w="4592"/>
+          </w:tcPr>
+          <w:p>
+            <w:pPr>
+              <w:spacing w:before="30" w:after="30"/>
+            </w:pPr>
+            <w:r/>
+            <w:r>
+              <w:rPr>
+                <w:rFonts w:ascii="宋体" w:hAnsi="宋体" w:eastAsia="宋体"/>
+                <w:b w:val="0"/>
+                <w:sz w:val="17"/>
+              </w:rPr>
+              <w:t>筛选栏</w:t>
+            </w:r>
+          </w:p>
+        </w:tc>
+        <w:tc>
+          <w:tcPr>
+            <w:tcW w:type="dxa" w:w="4592"/>
+          </w:tcPr>
+          <w:p>
+            <w:pPr>
+              <w:spacing w:before="30" w:after="30"/>
+            </w:pPr>
+            <w:r/>
+            <w:r>
+              <w:rPr>
+                <w:rFonts w:ascii="宋体" w:hAnsi="宋体" w:eastAsia="宋体"/>
+                <w:b w:val="0"/>
+                <w:sz w:val="17"/>
+              </w:rPr>
+              <w:t>动作下拉（可选「全部动作」）、结果下拉（成功/失败）、关键字搜索、重置筛选</w:t>
+            </w:r>
+          </w:p>
+        </w:tc>
+      </w:tr>
+      <w:tr>
+        <w:tc>
+          <w:tcPr>
+            <w:tcW w:type="dxa" w:w="4592"/>
+          </w:tcPr>
+          <w:p>
+            <w:pPr>
+              <w:spacing w:before="30" w:after="30"/>
+            </w:pPr>
+            <w:r/>
+            <w:r>
+              <w:rPr>
+                <w:rFonts w:ascii="宋体" w:hAnsi="宋体" w:eastAsia="宋体"/>
+                <w:b w:val="0"/>
+                <w:sz w:val="17"/>
+              </w:rPr>
+              <w:t>日志表格</w:t>
+            </w:r>
+          </w:p>
+        </w:tc>
+        <w:tc>
+          <w:tcPr>
+            <w:tcW w:type="dxa" w:w="4592"/>
+          </w:tcPr>
+          <w:p>
+            <w:pPr>
+              <w:spacing w:before="30" w:after="30"/>
+            </w:pPr>
+            <w:r/>
+            <w:r>
+              <w:rPr>
+                <w:rFonts w:ascii="宋体" w:hAnsi="宋体" w:eastAsia="宋体"/>
+                <w:b w:val="0"/>
+                <w:sz w:val="17"/>
+              </w:rPr>
+              <w:t>时间 / 操作人 / 操作 / 操作对象 / 结果 / 详情 / 来源 IP</w:t>
+            </w:r>
+          </w:p>
+        </w:tc>
+      </w:tr>
+    </w:tbl>
+    <w:p>
+      <w:pPr>
+        <w:spacing w:after="40"/>
+      </w:pPr>
+    </w:p>
+    <w:p>
+      <w:pPr>
+        <w:keepNext/>
+        <w:spacing w:before="140" w:after="80"/>
+      </w:pPr>
+      <w:r>
+        <w:rPr>
+          <w:rFonts w:ascii="宋体" w:hAnsi="宋体" w:eastAsia="宋体"/>
+          <w:b/>
+          <w:sz w:val="23"/>
+        </w:rPr>
+        <w:t>记录范围</w:t>
+      </w:r>
+    </w:p>
+    <w:tbl>
+      <w:tblPr>
+        <w:tblStyle w:val="TableGrid"/>
+        <w:tblW w:type="auto" w:w="0"/>
+        <w:jc w:val="center"/>
+        <w:tblLook w:firstColumn="1" w:firstRow="1" w:lastColumn="0" w:lastRow="0" w:noHBand="0" w:noVBand="1" w:val="04A0"/>
+      </w:tblPr>
+      <w:tblGrid>
+        <w:gridCol w:w="4592"/>
+        <w:gridCol w:w="4592"/>
+      </w:tblGrid>
+      <w:tr>
+        <w:tc>
+          <w:tcPr>
+            <w:tcW w:type="dxa" w:w="4592"/>
+            <w:shd w:val="clear" w:color="auto" w:fill="E8EEF7"/>
+          </w:tcPr>
+          <w:p>
+            <w:pPr>
+              <w:spacing w:before="40" w:after="40"/>
+            </w:pPr>
+            <w:r>
+              <w:rPr>
+                <w:b/>
+              </w:rPr>
+            </w:r>
+            <w:r>
+              <w:rPr>
+                <w:rFonts w:ascii="宋体" w:hAnsi="宋体" w:eastAsia="宋体"/>
+                <w:b/>
+                <w:sz w:val="18"/>
+              </w:rPr>
+              <w:t>分类</w:t>
+            </w:r>
+          </w:p>
+        </w:tc>
+        <w:tc>
+          <w:tcPr>
+            <w:tcW w:type="dxa" w:w="4592"/>
+            <w:shd w:val="clear" w:color="auto" w:fill="E8EEF7"/>
+          </w:tcPr>
+          <w:p>
+            <w:pPr>
+              <w:spacing w:before="40" w:after="40"/>
+            </w:pPr>
+            <w:r>
+              <w:rPr>
+                <w:b/>
+              </w:rPr>
+            </w:r>
+            <w:r>
+              <w:rPr>
+                <w:rFonts w:ascii="宋体" w:hAnsi="宋体" w:eastAsia="宋体"/>
+                <w:b/>
+                <w:sz w:val="18"/>
+              </w:rPr>
+              <w:t>动作</w:t>
+            </w:r>
+          </w:p>
+        </w:tc>
+      </w:tr>
+      <w:tr>
+        <w:tc>
+          <w:tcPr>
+            <w:tcW w:type="dxa" w:w="4592"/>
+          </w:tcPr>
+          <w:p>
+            <w:pPr>
+              <w:spacing w:before="30" w:after="30"/>
+            </w:pPr>
+            <w:r/>
+            <w:r>
+              <w:rPr>
+                <w:rFonts w:ascii="微软雅黑" w:hAnsi="微软雅黑" w:eastAsia="微软雅黑"/>
+                <w:b/>
+                <w:sz w:val="17"/>
+              </w:rPr>
+              <w:t>鉴权</w:t>
+            </w:r>
+          </w:p>
+        </w:tc>
+        <w:tc>
+          <w:tcPr>
+            <w:tcW w:type="dxa" w:w="4592"/>
+          </w:tcPr>
+          <w:p>
+            <w:pPr>
+              <w:spacing w:before="30" w:after="30"/>
+            </w:pPr>
+            <w:r/>
+            <w:r>
+              <w:rPr>
+                <w:rFonts w:ascii="宋体" w:hAnsi="宋体" w:eastAsia="宋体"/>
+                <w:b w:val="0"/>
+                <w:sz w:val="17"/>
+              </w:rPr>
+              <w:t>登录、登出、修改密码</w:t>
+            </w:r>
+          </w:p>
+        </w:tc>
+      </w:tr>
+      <w:tr>
+        <w:tc>
+          <w:tcPr>
+            <w:tcW w:type="dxa" w:w="4592"/>
+          </w:tcPr>
+          <w:p>
+            <w:pPr>
+              <w:spacing w:before="30" w:after="30"/>
+            </w:pPr>
+            <w:r/>
+            <w:r>
+              <w:rPr>
+                <w:rFonts w:ascii="微软雅黑" w:hAnsi="微软雅黑" w:eastAsia="微软雅黑"/>
+                <w:b/>
+                <w:sz w:val="17"/>
+              </w:rPr>
+              <w:t>用户管理</w:t>
+            </w:r>
+          </w:p>
+        </w:tc>
+        <w:tc>
+          <w:tcPr>
+            <w:tcW w:type="dxa" w:w="4592"/>
+          </w:tcPr>
+          <w:p>
+            <w:pPr>
+              <w:spacing w:before="30" w:after="30"/>
+            </w:pPr>
+            <w:r/>
+            <w:r>
+              <w:rPr>
+                <w:rFonts w:ascii="宋体" w:hAnsi="宋体" w:eastAsia="宋体"/>
+                <w:b w:val="0"/>
+                <w:sz w:val="17"/>
+              </w:rPr>
+              <w:t>新建用户、修改用户、重置密码</w:t>
+            </w:r>
+          </w:p>
+        </w:tc>
+      </w:tr>
+      <w:tr>
+        <w:tc>
+          <w:tcPr>
+            <w:tcW w:type="dxa" w:w="4592"/>
+          </w:tcPr>
+          <w:p>
+            <w:pPr>
+              <w:spacing w:before="30" w:after="30"/>
+            </w:pPr>
+            <w:r/>
+            <w:r>
+              <w:rPr>
+                <w:rFonts w:ascii="微软雅黑" w:hAnsi="微软雅黑" w:eastAsia="微软雅黑"/>
+                <w:b/>
+                <w:sz w:val="17"/>
+              </w:rPr>
+              <w:t>模型</w:t>
+            </w:r>
+          </w:p>
+        </w:tc>
+        <w:tc>
+          <w:tcPr>
+            <w:tcW w:type="dxa" w:w="4592"/>
+          </w:tcPr>
+          <w:p>
+            <w:pPr>
+              <w:spacing w:before="30" w:after="30"/>
+            </w:pPr>
+            <w:r/>
+            <w:r>
+              <w:rPr>
+                <w:rFonts w:ascii="宋体" w:hAnsi="宋体" w:eastAsia="宋体"/>
+                <w:b w:val="0"/>
+                <w:sz w:val="17"/>
+              </w:rPr>
+              <w:t>上传模型、修改模型、删除模型产物、删除模型记录、发布模型、取消发布</w:t>
+            </w:r>
+          </w:p>
+        </w:tc>
+      </w:tr>
+      <w:tr>
+        <w:tc>
+          <w:tcPr>
+            <w:tcW w:type="dxa" w:w="4592"/>
+          </w:tcPr>
+          <w:p>
+            <w:pPr>
+              <w:spacing w:before="30" w:after="30"/>
+            </w:pPr>
+            <w:r/>
+            <w:r>
+              <w:rPr>
+                <w:rFonts w:ascii="微软雅黑" w:hAnsi="微软雅黑" w:eastAsia="微软雅黑"/>
+                <w:b/>
+                <w:sz w:val="17"/>
+              </w:rPr>
+              <w:t>数据集</w:t>
+            </w:r>
+          </w:p>
+        </w:tc>
+        <w:tc>
+          <w:tcPr>
+            <w:tcW w:type="dxa" w:w="4592"/>
+          </w:tcPr>
+          <w:p>
+            <w:pPr>
+              <w:spacing w:before="30" w:after="30"/>
+            </w:pPr>
+            <w:r/>
+            <w:r>
+              <w:rPr>
+                <w:rFonts w:ascii="宋体" w:hAnsi="宋体" w:eastAsia="宋体"/>
+                <w:b w:val="0"/>
+                <w:sz w:val="17"/>
+              </w:rPr>
+              <w:t>上传数据集、登记数据集</w:t>
+            </w:r>
+          </w:p>
+        </w:tc>
+      </w:tr>
+      <w:tr>
+        <w:tc>
+          <w:tcPr>
+            <w:tcW w:type="dxa" w:w="4592"/>
+          </w:tcPr>
+          <w:p>
+            <w:pPr>
+              <w:spacing w:before="30" w:after="30"/>
+            </w:pPr>
+            <w:r/>
+            <w:r>
+              <w:rPr>
+                <w:rFonts w:ascii="微软雅黑" w:hAnsi="微软雅黑" w:eastAsia="微软雅黑"/>
+                <w:b/>
+                <w:sz w:val="17"/>
+              </w:rPr>
+              <w:t>训练</w:t>
+            </w:r>
+          </w:p>
+        </w:tc>
+        <w:tc>
+          <w:tcPr>
+            <w:tcW w:type="dxa" w:w="4592"/>
+          </w:tcPr>
+          <w:p>
+            <w:pPr>
+              <w:spacing w:before="30" w:after="30"/>
+            </w:pPr>
+            <w:r/>
+            <w:r>
+              <w:rPr>
+                <w:rFonts w:ascii="宋体" w:hAnsi="宋体" w:eastAsia="宋体"/>
+                <w:b w:val="0"/>
+                <w:sz w:val="17"/>
+              </w:rPr>
+              <w:t>训练（</w:t>
+            </w:r>
+            <w:r>
+              <w:rPr>
+                <w:rFonts w:ascii="Consolas" w:hAnsi="Consolas" w:eastAsia="Consolas"/>
+                <w:color w:val="C7254E"/>
+                <w:sz w:val="16"/>
+              </w:rPr>
+              <w:t>run_training</w:t>
+            </w:r>
+            <w:r>
+              <w:rPr>
+                <w:rFonts w:ascii="宋体" w:hAnsi="宋体" w:eastAsia="宋体"/>
+                <w:b w:val="0"/>
+                <w:sz w:val="17"/>
+              </w:rPr>
+              <w:t>）</w:t>
+            </w:r>
+          </w:p>
+        </w:tc>
+      </w:tr>
+    </w:tbl>
+    <w:p>
+      <w:pPr>
+        <w:spacing w:after="40"/>
+      </w:pPr>
+    </w:p>
+    <w:p>
+      <w:pPr>
+        <w:keepNext/>
+        <w:spacing w:before="140" w:after="80"/>
+      </w:pPr>
+      <w:r>
+        <w:rPr>
+          <w:rFonts w:ascii="宋体" w:hAnsi="宋体" w:eastAsia="宋体"/>
+          <w:b/>
+          <w:sz w:val="23"/>
+        </w:rPr>
+        <w:t>四个设计决策</w:t>
+      </w:r>
+    </w:p>
+    <w:p>
+      <w:pPr>
+        <w:spacing w:before="40" w:after="80" w:line="324" w:lineRule="auto"/>
+      </w:pPr>
+      <w:r>
+        <w:rPr>
+          <w:rFonts w:ascii="微软雅黑" w:hAnsi="微软雅黑" w:eastAsia="微软雅黑"/>
+          <w:b/>
+          <w:sz w:val="21"/>
+        </w:rPr>
+        <w:t>① 只记录成功操作（训练例外）。</w:t>
+      </w:r>
+    </w:p>
+    <w:p>
+      <w:pPr>
+        <w:spacing w:before="40" w:after="80" w:line="324" w:lineRule="auto"/>
+      </w:pPr>
+      <w:r>
+        <w:rPr>
+          <w:rFonts w:ascii="宋体" w:hAnsi="宋体" w:eastAsia="宋体"/>
+          <w:b w:val="0"/>
+          <w:sz w:val="21"/>
+        </w:rPr>
+        <w:t>失败路径不写日志，避免日志被无效尝试刷屏。唯一的例外是</w:t>
+      </w:r>
+      <w:r>
+        <w:rPr>
+          <w:rFonts w:ascii="微软雅黑" w:hAnsi="微软雅黑" w:eastAsia="微软雅黑"/>
+          <w:b/>
+          <w:sz w:val="21"/>
+        </w:rPr>
+        <w:t>训练</w:t>
+      </w:r>
+      <w:r>
+        <w:rPr>
+          <w:rFonts w:ascii="宋体" w:hAnsi="宋体" w:eastAsia="宋体"/>
+          <w:b w:val="0"/>
+          <w:sz w:val="21"/>
+        </w:rPr>
+        <w:t>——训练失败也会记录（带失败原因），</w:t>
+      </w:r>
+    </w:p>
+    <w:p>
+      <w:pPr>
+        <w:spacing w:before="40" w:after="80" w:line="324" w:lineRule="auto"/>
+      </w:pPr>
+      <w:r>
+        <w:rPr>
+          <w:rFonts w:ascii="宋体" w:hAnsi="宋体" w:eastAsia="宋体"/>
+          <w:b w:val="0"/>
+          <w:sz w:val="21"/>
+        </w:rPr>
+        <w:t>因为"为什么没训出来"是现场最需要排查的问题。</w:t>
+      </w:r>
+    </w:p>
+    <w:p>
+      <w:pPr>
+        <w:spacing w:before="40" w:after="80" w:line="324" w:lineRule="auto"/>
+      </w:pPr>
+      <w:r>
+        <w:rPr>
+          <w:rFonts w:ascii="微软雅黑" w:hAnsi="微软雅黑" w:eastAsia="微软雅黑"/>
+          <w:b/>
+          <w:sz w:val="21"/>
+        </w:rPr>
+        <w:t>② 推理不记录。</w:t>
+      </w:r>
+    </w:p>
+    <w:p>
+      <w:pPr>
+        <w:spacing w:before="40" w:after="80" w:line="324" w:lineRule="auto"/>
+      </w:pPr>
+      <w:r>
+        <w:rPr>
+          <w:rFonts w:ascii="宋体" w:hAnsi="宋体" w:eastAsia="宋体"/>
+          <w:b w:val="0"/>
+          <w:sz w:val="21"/>
+        </w:rPr>
+        <w:t xml:space="preserve">推理是最高频操作，全量记录会让 </w:t>
+      </w:r>
+      <w:r>
+        <w:rPr>
+          <w:rFonts w:ascii="Consolas" w:hAnsi="Consolas" w:eastAsia="Consolas"/>
+          <w:color w:val="C7254E"/>
+          <w:sz w:val="20"/>
+        </w:rPr>
+        <w:t>OperationLogs</w:t>
+      </w:r>
+      <w:r>
+        <w:rPr>
+          <w:rFonts w:ascii="宋体" w:hAnsi="宋体" w:eastAsia="宋体"/>
+          <w:b w:val="0"/>
+          <w:sz w:val="21"/>
+        </w:rPr>
+        <w:t xml:space="preserve"> 迅速膨胀。推理由 </w:t>
+      </w:r>
+      <w:r>
+        <w:rPr>
+          <w:rFonts w:ascii="Consolas" w:hAnsi="Consolas" w:eastAsia="Consolas"/>
+          <w:color w:val="C7254E"/>
+          <w:sz w:val="20"/>
+        </w:rPr>
+        <w:t>InferenceResults</w:t>
+      </w:r>
+      <w:r>
+        <w:rPr>
+          <w:rFonts w:ascii="宋体" w:hAnsi="宋体" w:eastAsia="宋体"/>
+          <w:b w:val="0"/>
+          <w:sz w:val="21"/>
+        </w:rPr>
+        <w:t xml:space="preserve"> 表兜底留痕，</w:t>
+      </w:r>
+    </w:p>
+    <w:p>
+      <w:pPr>
+        <w:spacing w:before="40" w:after="80" w:line="324" w:lineRule="auto"/>
+      </w:pPr>
+      <w:r>
+        <w:rPr>
+          <w:rFonts w:ascii="宋体" w:hAnsi="宋体" w:eastAsia="宋体"/>
+          <w:b w:val="0"/>
+          <w:sz w:val="21"/>
+        </w:rPr>
+        <w:t>验收时问"推理有没有记录"，答案是"在推理结果表里"。</w:t>
+      </w:r>
+    </w:p>
+    <w:p>
+      <w:pPr>
+        <w:spacing w:before="40" w:after="80" w:line="324" w:lineRule="auto"/>
+      </w:pPr>
+      <w:r>
+        <w:rPr>
+          <w:rFonts w:ascii="微软雅黑" w:hAnsi="微软雅黑" w:eastAsia="微软雅黑"/>
+          <w:b/>
+          <w:sz w:val="21"/>
+        </w:rPr>
+        <w:t>③ KPI 把「业务失败」和「登录失败」拆开。</w:t>
+      </w:r>
+    </w:p>
+    <w:p>
+      <w:pPr>
+        <w:spacing w:before="40" w:after="80" w:line="324" w:lineRule="auto"/>
+      </w:pPr>
+      <w:r>
+        <w:rPr>
+          <w:rFonts w:ascii="宋体" w:hAnsi="宋体" w:eastAsia="宋体"/>
+          <w:b w:val="0"/>
+          <w:sz w:val="21"/>
+        </w:rPr>
+        <w:t>这两类失败的严重性完全不同：</w:t>
+      </w:r>
+    </w:p>
+    <w:p>
+      <w:pPr>
+        <w:spacing w:before="30" w:after="30"/>
+        <w:ind w:left="425" w:hanging="255"/>
+      </w:pPr>
+      <w:r>
+        <w:rPr>
+          <w:rFonts w:ascii="宋体" w:hAnsi="宋体" w:eastAsia="宋体"/>
+          <w:sz w:val="21"/>
+        </w:rPr>
+        <w:t xml:space="preserve">• </w:t>
+      </w:r>
+      <w:r>
+        <w:rPr>
+          <w:rFonts w:ascii="微软雅黑" w:hAnsi="微软雅黑" w:eastAsia="微软雅黑"/>
+          <w:b/>
+          <w:sz w:val="21"/>
+        </w:rPr>
+        <w:t>登录失败</w:t>
+      </w:r>
+      <w:r>
+        <w:rPr>
+          <w:rFonts w:ascii="宋体" w:hAnsi="宋体" w:eastAsia="宋体"/>
+          <w:b w:val="0"/>
+          <w:sz w:val="21"/>
+        </w:rPr>
+        <w:t>：口令输错、账号停用 —— 日常噪音，量大是正常的</w:t>
+      </w:r>
+    </w:p>
+    <w:p>
+      <w:pPr>
+        <w:spacing w:before="30" w:after="30"/>
+        <w:ind w:left="425" w:hanging="255"/>
+      </w:pPr>
+      <w:r>
+        <w:rPr>
+          <w:rFonts w:ascii="宋体" w:hAnsi="宋体" w:eastAsia="宋体"/>
+          <w:sz w:val="21"/>
+        </w:rPr>
+        <w:t xml:space="preserve">• </w:t>
+      </w:r>
+      <w:r>
+        <w:rPr>
+          <w:rFonts w:ascii="微软雅黑" w:hAnsi="微软雅黑" w:eastAsia="微软雅黑"/>
+          <w:b/>
+          <w:sz w:val="21"/>
+        </w:rPr>
+        <w:t>业务失败</w:t>
+      </w:r>
+      <w:r>
+        <w:rPr>
+          <w:rFonts w:ascii="宋体" w:hAnsi="宋体" w:eastAsia="宋体"/>
+          <w:b w:val="0"/>
+          <w:sz w:val="21"/>
+        </w:rPr>
+        <w:t>：训练、模型、数据集操作出错 —— 这才是真正需要关注的</w:t>
+      </w:r>
+    </w:p>
+    <w:p>
+      <w:pPr>
+        <w:spacing w:before="40" w:after="80" w:line="324" w:lineRule="auto"/>
+      </w:pPr>
+      <w:r>
+        <w:rPr>
+          <w:rFonts w:ascii="宋体" w:hAnsi="宋体" w:eastAsia="宋体"/>
+          <w:b w:val="0"/>
+          <w:sz w:val="21"/>
+        </w:rPr>
+        <w:t>如果混成一个数字（早期版本就是），会出现"失败 103 条"这种吓人的数字，</w:t>
+      </w:r>
+    </w:p>
+    <w:p>
+      <w:pPr>
+        <w:spacing w:before="40" w:after="80" w:line="324" w:lineRule="auto"/>
+      </w:pPr>
+      <w:r>
+        <w:rPr>
+          <w:rFonts w:ascii="宋体" w:hAnsi="宋体" w:eastAsia="宋体"/>
+          <w:b w:val="0"/>
+          <w:sz w:val="21"/>
+        </w:rPr>
+        <w:t>而实际上业务失败是 0，全部是调试期间的错误口令。拆开后排查方向才清晰。</w:t>
+      </w:r>
+    </w:p>
+    <w:p>
+      <w:pPr>
+        <w:spacing w:before="40" w:after="80" w:line="324" w:lineRule="auto"/>
+      </w:pPr>
+      <w:r>
+        <w:rPr>
+          <w:rFonts w:ascii="微软雅黑" w:hAnsi="微软雅黑" w:eastAsia="微软雅黑"/>
+          <w:b/>
+          <w:sz w:val="21"/>
+        </w:rPr>
+        <w:t>④ 详情字段解析成 key=value 展示。</w:t>
+      </w:r>
+    </w:p>
+    <w:p>
+      <w:pPr>
+        <w:spacing w:before="40" w:after="80" w:line="324" w:lineRule="auto"/>
+      </w:pPr>
+      <w:r>
+        <w:rPr>
+          <w:rFonts w:ascii="Consolas" w:hAnsi="Consolas" w:eastAsia="Consolas"/>
+          <w:color w:val="C7254E"/>
+          <w:sz w:val="20"/>
+        </w:rPr>
+        <w:t>Detail</w:t>
+      </w:r>
+      <w:r>
+        <w:rPr>
+          <w:rFonts w:ascii="宋体" w:hAnsi="宋体" w:eastAsia="宋体"/>
+          <w:b w:val="0"/>
+          <w:sz w:val="21"/>
+        </w:rPr>
+        <w:t xml:space="preserve"> 列在数据库里是 JSON 字符串（</w:t>
+      </w:r>
+      <w:r>
+        <w:rPr>
+          <w:rFonts w:ascii="Consolas" w:hAnsi="Consolas" w:eastAsia="Consolas"/>
+          <w:color w:val="C7254E"/>
+          <w:sz w:val="20"/>
+        </w:rPr>
+        <w:t>LONGTEXT</w:t>
+      </w:r>
+      <w:r>
+        <w:rPr>
+          <w:rFonts w:ascii="宋体" w:hAnsi="宋体" w:eastAsia="宋体"/>
+          <w:b w:val="0"/>
+          <w:sz w:val="21"/>
+        </w:rPr>
+        <w:t xml:space="preserve">）。页面把它解析成 </w:t>
+      </w:r>
+      <w:r>
+        <w:rPr>
+          <w:rFonts w:ascii="Consolas" w:hAnsi="Consolas" w:eastAsia="Consolas"/>
+          <w:color w:val="C7254E"/>
+          <w:sz w:val="20"/>
+        </w:rPr>
+        <w:t>key=value</w:t>
+      </w:r>
+      <w:r>
+        <w:rPr>
+          <w:rFonts w:ascii="宋体" w:hAnsi="宋体" w:eastAsia="宋体"/>
+          <w:b w:val="0"/>
+          <w:sz w:val="21"/>
+        </w:rPr>
+        <w:t xml:space="preserve"> 标签展示，</w:t>
+      </w:r>
+    </w:p>
+    <w:p>
+      <w:pPr>
+        <w:spacing w:before="40" w:after="80" w:line="324" w:lineRule="auto"/>
+      </w:pPr>
+      <w:r>
+        <w:rPr>
+          <w:rFonts w:ascii="宋体" w:hAnsi="宋体" w:eastAsia="宋体"/>
+          <w:b w:val="0"/>
+          <w:sz w:val="21"/>
+        </w:rPr>
+        <w:t xml:space="preserve">例如 </w:t>
+      </w:r>
+      <w:r>
+        <w:rPr>
+          <w:rFonts w:ascii="Consolas" w:hAnsi="Consolas" w:eastAsia="Consolas"/>
+          <w:color w:val="C7254E"/>
+          <w:sz w:val="20"/>
+        </w:rPr>
+        <w:t>already_existed=true</w:t>
+      </w:r>
+      <w:r>
+        <w:rPr>
+          <w:rFonts w:ascii="宋体" w:hAnsi="宋体" w:eastAsia="宋体"/>
+          <w:b w:val="0"/>
+          <w:sz w:val="21"/>
+        </w:rPr>
+        <w:t>、</w:t>
+      </w:r>
+      <w:r>
+        <w:rPr>
+          <w:rFonts w:ascii="Consolas" w:hAnsi="Consolas" w:eastAsia="Consolas"/>
+          <w:color w:val="C7254E"/>
+          <w:sz w:val="20"/>
+        </w:rPr>
+        <w:t>old_name=旧名</w:t>
+      </w:r>
+      <w:r>
+        <w:rPr>
+          <w:rFonts w:ascii="宋体" w:hAnsi="宋体" w:eastAsia="宋体"/>
+          <w:b w:val="0"/>
+          <w:sz w:val="21"/>
+        </w:rPr>
+        <w:t>、</w:t>
+      </w:r>
+      <w:r>
+        <w:rPr>
+          <w:rFonts w:ascii="Consolas" w:hAnsi="Consolas" w:eastAsia="Consolas"/>
+          <w:color w:val="C7254E"/>
+          <w:sz w:val="20"/>
+        </w:rPr>
+        <w:t>renamed=false</w:t>
+      </w:r>
+      <w:r>
+        <w:rPr>
+          <w:rFonts w:ascii="宋体" w:hAnsi="宋体" w:eastAsia="宋体"/>
+          <w:b w:val="0"/>
+          <w:sz w:val="21"/>
+        </w:rPr>
+        <w:t>，比看一整行 JSON 好读得多。</w:t>
+      </w:r>
+    </w:p>
+    <w:p>
+      <w:pPr>
+        <w:spacing w:before="60" w:after="60"/>
+        <w:ind w:left="283"/>
+        <w:shd w:val="clear" w:color="auto" w:fill="FFF8E1"/>
+      </w:pPr>
+      <w:r>
+        <w:rPr>
+          <w:rFonts w:ascii="宋体" w:hAnsi="宋体" w:eastAsia="宋体"/>
+          <w:b w:val="0"/>
+          <w:sz w:val="19"/>
+        </w:rPr>
+        <w:t>解析失败时页面</w:t>
+      </w:r>
+      <w:r>
+        <w:rPr>
+          <w:rFonts w:ascii="微软雅黑" w:hAnsi="微软雅黑" w:eastAsia="微软雅黑"/>
+          <w:b/>
+          <w:sz w:val="19"/>
+        </w:rPr>
+        <w:t>不会崩</w:t>
+      </w:r>
+      <w:r>
+        <w:rPr>
+          <w:rFonts w:ascii="宋体" w:hAnsi="宋体" w:eastAsia="宋体"/>
+          <w:b w:val="0"/>
+          <w:sz w:val="19"/>
+        </w:rPr>
+        <w:t xml:space="preserve">——后端刻意不做 JSON 解析（一段坏 JSON 不该让整个日志列表 500）， 所以坏数据是会流到前端的，前端用 try/catch 兜住，退回显示 </w:t>
+      </w:r>
+      <w:r>
+        <w:rPr>
+          <w:rFonts w:ascii="Consolas" w:hAnsi="Consolas" w:eastAsia="Consolas"/>
+          <w:color w:val="C7254E"/>
+          <w:sz w:val="18"/>
+        </w:rPr>
+        <w:t>Message</w:t>
+      </w:r>
+      <w:r>
+        <w:rPr>
+          <w:rFonts w:ascii="宋体" w:hAnsi="宋体" w:eastAsia="宋体"/>
+          <w:b w:val="0"/>
+          <w:sz w:val="19"/>
+        </w:rPr>
+        <w:t xml:space="preserve"> 字段。</w:t>
+      </w:r>
+    </w:p>
+    <w:p>
+      <w:pPr>
+        <w:keepNext/>
+        <w:spacing w:before="140" w:after="80"/>
+      </w:pPr>
+      <w:r>
+        <w:rPr>
+          <w:rFonts w:ascii="宋体" w:hAnsi="宋体" w:eastAsia="宋体"/>
+          <w:b/>
+          <w:sz w:val="23"/>
+        </w:rPr>
+        <w:t>筛选说明</w:t>
+      </w:r>
+    </w:p>
+    <w:p>
+      <w:pPr>
+        <w:spacing w:before="40" w:after="80" w:line="324" w:lineRule="auto"/>
+      </w:pPr>
+      <w:r>
+        <w:rPr>
+          <w:rFonts w:ascii="宋体" w:hAnsi="宋体" w:eastAsia="宋体"/>
+          <w:b w:val="0"/>
+          <w:sz w:val="21"/>
+        </w:rPr>
+        <w:t>筛选与搜索都在</w:t>
+      </w:r>
+      <w:r>
+        <w:rPr>
+          <w:rFonts w:ascii="微软雅黑" w:hAnsi="微软雅黑" w:eastAsia="微软雅黑"/>
+          <w:b/>
+          <w:sz w:val="21"/>
+        </w:rPr>
+        <w:t>前端</w:t>
+      </w:r>
+      <w:r>
+        <w:rPr>
+          <w:rFonts w:ascii="宋体" w:hAnsi="宋体" w:eastAsia="宋体"/>
+          <w:b w:val="0"/>
+          <w:sz w:val="21"/>
+        </w:rPr>
+        <w:t xml:space="preserve">完成，因为后端接口只提供 </w:t>
+      </w:r>
+      <w:r>
+        <w:rPr>
+          <w:rFonts w:ascii="Consolas" w:hAnsi="Consolas" w:eastAsia="Consolas"/>
+          <w:color w:val="C7254E"/>
+          <w:sz w:val="20"/>
+        </w:rPr>
+        <w:t>?limit=</w:t>
+      </w:r>
+      <w:r>
+        <w:rPr>
+          <w:rFonts w:ascii="宋体" w:hAnsi="宋体" w:eastAsia="宋体"/>
+          <w:b w:val="0"/>
+          <w:sz w:val="21"/>
+        </w:rPr>
+        <w:t>（上限 500 条），</w:t>
+      </w:r>
+    </w:p>
+    <w:p>
+      <w:pPr>
+        <w:spacing w:before="40" w:after="80" w:line="324" w:lineRule="auto"/>
+      </w:pPr>
+      <w:r>
+        <w:rPr>
+          <w:rFonts w:ascii="宋体" w:hAnsi="宋体" w:eastAsia="宋体"/>
+          <w:b w:val="0"/>
+          <w:sz w:val="21"/>
+        </w:rPr>
+        <w:t>没有分页与筛选参数。在工厂内网的日志量级下完全够用。</w:t>
+      </w:r>
+    </w:p>
+    <w:p>
+      <w:pPr>
+        <w:spacing w:before="40" w:after="80" w:line="324" w:lineRule="auto"/>
+      </w:pPr>
+      <w:r>
+        <w:rPr>
+          <w:rFonts w:ascii="宋体" w:hAnsi="宋体" w:eastAsia="宋体"/>
+          <w:b w:val="0"/>
+          <w:sz w:val="21"/>
+        </w:rPr>
+        <w:t>三个筛选项叠加生效，命中范围是：用户名、操作对象、详情、失败原因、来源 IP、动作中文名。</w:t>
+      </w:r>
+    </w:p>
+    <w:p>
+      <w:pPr>
+        <w:spacing w:before="40" w:after="40"/>
+        <w:pBdr>
+          <w:top w:val="single" w:sz="4" w:space="4" w:color="BBBBBB"/>
+          <w:left w:val="single" w:sz="4" w:space="4" w:color="BBBBBB"/>
+          <w:bottom w:val="single" w:sz="4" w:space="4" w:color="BBBBBB"/>
+          <w:right w:val="single" w:sz="4" w:space="4" w:color="BBBBBB"/>
+        </w:pBdr>
+      </w:pPr>
+    </w:p>
+    <w:p>
+      <w:pPr>
+        <w:keepNext/>
         <w:spacing w:before="200" w:after="80"/>
       </w:pPr>
       <w:r>
@@ -35922,7 +37127,7 @@
       </w:r>
     </w:p>
     <w:sectPr>
-      <w:footerReference w:type="default" r:id="rId21"/>
+      <w:footerReference w:type="default" r:id="rId22"/>
       <w:pgSz w:w="11906" w:h="16838"/>
       <w:pgMar w:top="1247" w:right="1361" w:bottom="1247" w:left="1361" w:header="720" w:footer="720" w:gutter="0"/>
       <w:cols w:space="720"/>

--- a/docs/模型管理平台-系统使用文档.docx
+++ b/docs/模型管理平台-系统使用文档.docx
@@ -1195,195 +1195,278 @@
           </w:p>
         </w:tc>
       </w:tr>
-      <w:tr>
-        <w:tc>
-          <w:tcPr>
-            <w:tcW w:type="dxa" w:w="4592"/>
-          </w:tcPr>
-          <w:p>
-            <w:pPr>
-              <w:spacing w:before="30" w:after="30"/>
-            </w:pPr>
-            <w:r/>
-            <w:r>
-              <w:rPr>
-                <w:rFonts w:ascii="微软雅黑" w:hAnsi="微软雅黑" w:eastAsia="微软雅黑"/>
-                <w:b/>
-                <w:sz w:val="17"/>
-              </w:rPr>
-              <w:t>权限控制</w:t>
-            </w:r>
-          </w:p>
-        </w:tc>
-        <w:tc>
-          <w:tcPr>
-            <w:tcW w:type="dxa" w:w="4592"/>
-          </w:tcPr>
-          <w:p>
-            <w:pPr>
-              <w:spacing w:before="30" w:after="30"/>
-            </w:pPr>
-            <w:r/>
-            <w:r>
-              <w:rPr>
-                <w:rFonts w:ascii="宋体" w:hAnsi="宋体" w:eastAsia="宋体"/>
-                <w:b w:val="0"/>
-                <w:sz w:val="17"/>
-              </w:rPr>
-              <w:t>三级角色（管理员 / 工程师 / 操作员），后端接口强鉴权 + 前端按钮级隐藏</w:t>
-            </w:r>
-          </w:p>
-        </w:tc>
-      </w:tr>
-      <w:tr>
-        <w:tc>
-          <w:tcPr>
-            <w:tcW w:type="dxa" w:w="4592"/>
-          </w:tcPr>
-          <w:p>
-            <w:pPr>
-              <w:spacing w:before="30" w:after="30"/>
-            </w:pPr>
-            <w:r/>
-            <w:r>
-              <w:rPr>
-                <w:rFonts w:ascii="微软雅黑" w:hAnsi="微软雅黑" w:eastAsia="微软雅黑"/>
-                <w:b/>
-                <w:sz w:val="17"/>
-              </w:rPr>
-              <w:t>审计能力</w:t>
-            </w:r>
-          </w:p>
-        </w:tc>
-        <w:tc>
-          <w:tcPr>
-            <w:tcW w:type="dxa" w:w="4592"/>
-          </w:tcPr>
-          <w:p>
-            <w:pPr>
-              <w:spacing w:before="30" w:after="30"/>
-            </w:pPr>
-            <w:r/>
-            <w:r>
-              <w:rPr>
-                <w:rFonts w:ascii="宋体" w:hAnsi="宋体" w:eastAsia="宋体"/>
-                <w:b w:val="0"/>
-                <w:sz w:val="17"/>
-              </w:rPr>
-              <w:t>登录 / 登出 / 改密 / 用户管理 / 模型上传·删除·改名 / 模型发布·取消发布 / 数据集上传·登记 / 训练 等操作落库（</w:t>
-            </w:r>
-            <w:r>
-              <w:rPr>
-                <w:rFonts w:ascii="Consolas" w:hAnsi="Consolas" w:eastAsia="Consolas"/>
-                <w:color w:val="C7254E"/>
-                <w:sz w:val="16"/>
-              </w:rPr>
-              <w:t>OperationLogs</w:t>
-            </w:r>
-            <w:r>
-              <w:rPr>
-                <w:rFonts w:ascii="宋体" w:hAnsi="宋体" w:eastAsia="宋体"/>
-                <w:b w:val="0"/>
-                <w:sz w:val="17"/>
-              </w:rPr>
-              <w:t xml:space="preserve"> 表）</w:t>
-            </w:r>
-          </w:p>
-        </w:tc>
-      </w:tr>
-      <w:tr>
-        <w:tc>
-          <w:tcPr>
-            <w:tcW w:type="dxa" w:w="4592"/>
-          </w:tcPr>
-          <w:p>
-            <w:pPr>
-              <w:spacing w:before="30" w:after="30"/>
-            </w:pPr>
-            <w:r/>
-            <w:r>
-              <w:rPr>
-                <w:rFonts w:ascii="微软雅黑" w:hAnsi="微软雅黑" w:eastAsia="微软雅黑"/>
-                <w:b/>
-                <w:sz w:val="17"/>
-              </w:rPr>
-              <w:t>可追溯</w:t>
-            </w:r>
-          </w:p>
-        </w:tc>
-        <w:tc>
-          <w:tcPr>
-            <w:tcW w:type="dxa" w:w="4592"/>
-          </w:tcPr>
-          <w:p>
-            <w:pPr>
-              <w:spacing w:before="30" w:after="30"/>
-            </w:pPr>
-            <w:r/>
-            <w:r>
-              <w:rPr>
-                <w:rFonts w:ascii="宋体" w:hAnsi="宋体" w:eastAsia="宋体"/>
-                <w:b w:val="0"/>
-                <w:sz w:val="17"/>
-              </w:rPr>
-              <w:t>每次训练 / 推理都写库留痕，</w:t>
-            </w:r>
-            <w:r>
-              <w:rPr>
-                <w:rFonts w:ascii="微软雅黑" w:hAnsi="微软雅黑" w:eastAsia="微软雅黑"/>
-                <w:b/>
-                <w:sz w:val="17"/>
-              </w:rPr>
-              <w:t>失败路径也留记录</w:t>
-            </w:r>
-          </w:p>
-        </w:tc>
-      </w:tr>
-      <w:tr>
-        <w:tc>
-          <w:tcPr>
-            <w:tcW w:type="dxa" w:w="4592"/>
-          </w:tcPr>
-          <w:p>
-            <w:pPr>
-              <w:spacing w:before="30" w:after="30"/>
-            </w:pPr>
-            <w:r/>
-            <w:r>
-              <w:rPr>
-                <w:rFonts w:ascii="微软雅黑" w:hAnsi="微软雅黑" w:eastAsia="微软雅黑"/>
-                <w:b/>
-                <w:sz w:val="17"/>
-              </w:rPr>
-              <w:t>运维能力</w:t>
-            </w:r>
-          </w:p>
-        </w:tc>
-        <w:tc>
-          <w:tcPr>
-            <w:tcW w:type="dxa" w:w="4592"/>
-          </w:tcPr>
-          <w:p>
-            <w:pPr>
-              <w:spacing w:before="30" w:after="30"/>
-            </w:pPr>
-            <w:r/>
-            <w:r>
-              <w:rPr>
-                <w:rFonts w:ascii="宋体" w:hAnsi="宋体" w:eastAsia="宋体"/>
-                <w:b w:val="0"/>
-                <w:sz w:val="17"/>
-              </w:rPr>
-              <w:t>单服务集成前端、Windows 服务化（NSSM）开机自启 + 崩溃自动重启</w:t>
-            </w:r>
-          </w:p>
-        </w:tc>
-      </w:tr>
     </w:tbl>
     <w:p>
       <w:pPr>
         <w:spacing w:after="40"/>
       </w:pPr>
+    </w:p>
+    <w:p>
+      <w:pPr>
+        <w:spacing w:before="60" w:after="60"/>
+        <w:ind w:left="283"/>
+        <w:shd w:val="clear" w:color="auto" w:fill="FFF8E1"/>
+      </w:pPr>
+      <w:r>
+        <w:rPr>
+          <w:rFonts w:ascii="微软雅黑" w:hAnsi="微软雅黑" w:eastAsia="微软雅黑"/>
+          <w:b/>
+          <w:sz w:val="19"/>
+        </w:rPr>
+        <w:t>关于边缘端</w:t>
+      </w:r>
+      <w:r>
+        <w:rPr>
+          <w:rFonts w:ascii="宋体" w:hAnsi="宋体" w:eastAsia="宋体"/>
+          <w:b w:val="0"/>
+          <w:sz w:val="19"/>
+        </w:rPr>
+        <w:t xml:space="preserve">：模型如何下发到产线设备，另见独立文档 </w:t>
+      </w:r>
+      <w:r>
+        <w:rPr>
+          <w:rFonts w:ascii="微软雅黑" w:hAnsi="微软雅黑" w:eastAsia="微软雅黑"/>
+          <w:b/>
+          <w:sz w:val="19"/>
+        </w:rPr>
+        <w:t>《边缘端接入设计方案》</w:t>
+      </w:r>
+      <w:r>
+        <w:rPr>
+          <w:rFonts w:ascii="宋体" w:hAnsi="宋体" w:eastAsia="宋体"/>
+          <w:b w:val="0"/>
+          <w:sz w:val="19"/>
+        </w:rPr>
+        <w:t>（</w:t>
+      </w:r>
+      <w:r>
+        <w:rPr>
+          <w:rFonts w:ascii="Consolas" w:hAnsi="Consolas" w:eastAsia="Consolas"/>
+          <w:color w:val="C7254E"/>
+          <w:sz w:val="18"/>
+        </w:rPr>
+        <w:t>docs/边缘端接入设计方案.md</w:t>
+      </w:r>
+      <w:r>
+        <w:rPr>
+          <w:rFonts w:ascii="宋体" w:hAnsi="宋体" w:eastAsia="宋体"/>
+          <w:b w:val="0"/>
+          <w:sz w:val="19"/>
+        </w:rPr>
+        <w:t>）。 该文档说明设备鉴权、心跳、模型下发与结果回传的设计， 并</w:t>
+      </w:r>
+      <w:r>
+        <w:rPr>
+          <w:rFonts w:ascii="微软雅黑" w:hAnsi="微软雅黑" w:eastAsia="微软雅黑"/>
+          <w:b/>
+          <w:sz w:val="19"/>
+        </w:rPr>
+        <w:t>明确列出不做的事</w:t>
+      </w:r>
+      <w:r>
+        <w:rPr>
+          <w:rFonts w:ascii="宋体" w:hAnsi="宋体" w:eastAsia="宋体"/>
+          <w:b w:val="0"/>
+          <w:sz w:val="19"/>
+        </w:rPr>
+        <w:t>（PLC 对接、断网自治）与</w:t>
+      </w:r>
+      <w:r>
+        <w:rPr>
+          <w:rFonts w:ascii="微软雅黑" w:hAnsi="微软雅黑" w:eastAsia="微软雅黑"/>
+          <w:b/>
+          <w:sz w:val="19"/>
+        </w:rPr>
+        <w:t>真实局限</w:t>
+      </w:r>
+      <w:r>
+        <w:rPr>
+          <w:rFonts w:ascii="宋体" w:hAnsi="宋体" w:eastAsia="宋体"/>
+          <w:b w:val="0"/>
+          <w:sz w:val="19"/>
+        </w:rPr>
+        <w:t>（模型格式需转换）。 ⚠️ 该文档是</w:t>
+      </w:r>
+      <w:r>
+        <w:rPr>
+          <w:rFonts w:ascii="微软雅黑" w:hAnsi="微软雅黑" w:eastAsia="微软雅黑"/>
+          <w:b/>
+          <w:sz w:val="19"/>
+        </w:rPr>
+        <w:t>设计方案</w:t>
+      </w:r>
+      <w:r>
+        <w:rPr>
+          <w:rFonts w:ascii="宋体" w:hAnsi="宋体" w:eastAsia="宋体"/>
+          <w:b w:val="0"/>
+          <w:sz w:val="19"/>
+        </w:rPr>
+        <w:t>，边缘端功能</w:t>
+      </w:r>
+      <w:r>
+        <w:rPr>
+          <w:rFonts w:ascii="微软雅黑" w:hAnsi="微软雅黑" w:eastAsia="微软雅黑"/>
+          <w:b/>
+          <w:sz w:val="19"/>
+        </w:rPr>
+        <w:t>尚未实现</w:t>
+      </w:r>
+      <w:r>
+        <w:rPr>
+          <w:rFonts w:ascii="宋体" w:hAnsi="宋体" w:eastAsia="宋体"/>
+          <w:b w:val="0"/>
+          <w:sz w:val="19"/>
+        </w:rPr>
+        <w:t>。</w:t>
+      </w:r>
+    </w:p>
+    <w:p>
+      <w:pPr>
+        <w:spacing w:before="40" w:after="80" w:line="324" w:lineRule="auto"/>
+      </w:pPr>
+      <w:r>
+        <w:rPr>
+          <w:rFonts w:ascii="宋体" w:hAnsi="宋体" w:eastAsia="宋体"/>
+          <w:b w:val="0"/>
+          <w:sz w:val="21"/>
+        </w:rPr>
+        <w:t xml:space="preserve">| </w:t>
+      </w:r>
+      <w:r>
+        <w:rPr>
+          <w:rFonts w:ascii="微软雅黑" w:hAnsi="微软雅黑" w:eastAsia="微软雅黑"/>
+          <w:b/>
+          <w:sz w:val="21"/>
+        </w:rPr>
+        <w:t>权限控制</w:t>
+      </w:r>
+      <w:r>
+        <w:rPr>
+          <w:rFonts w:ascii="宋体" w:hAnsi="宋体" w:eastAsia="宋体"/>
+          <w:b w:val="0"/>
+          <w:sz w:val="21"/>
+        </w:rPr>
+        <w:t xml:space="preserve"> | 三级角色（管理员 / 工程师 / 操作员），后端接口强鉴权 + 前端按钮级隐藏 |</w:t>
+      </w:r>
+    </w:p>
+    <w:p>
+      <w:pPr>
+        <w:spacing w:before="40" w:after="80" w:line="324" w:lineRule="auto"/>
+      </w:pPr>
+      <w:r>
+        <w:rPr>
+          <w:rFonts w:ascii="宋体" w:hAnsi="宋体" w:eastAsia="宋体"/>
+          <w:b w:val="0"/>
+          <w:sz w:val="21"/>
+        </w:rPr>
+        <w:t xml:space="preserve">| </w:t>
+      </w:r>
+      <w:r>
+        <w:rPr>
+          <w:rFonts w:ascii="微软雅黑" w:hAnsi="微软雅黑" w:eastAsia="微软雅黑"/>
+          <w:b/>
+          <w:sz w:val="21"/>
+        </w:rPr>
+        <w:t>审计能力</w:t>
+      </w:r>
+      <w:r>
+        <w:rPr>
+          <w:rFonts w:ascii="宋体" w:hAnsi="宋体" w:eastAsia="宋体"/>
+          <w:b w:val="0"/>
+          <w:sz w:val="21"/>
+        </w:rPr>
+        <w:t xml:space="preserve"> | 登录 / 登出 / 改密 / 用户管理 / 模型上传·删除·改名 / 模型发布·取消发布 / 数据集上传·登记 / 训练 等操作落库（</w:t>
+      </w:r>
+      <w:r>
+        <w:rPr>
+          <w:rFonts w:ascii="Consolas" w:hAnsi="Consolas" w:eastAsia="Consolas"/>
+          <w:color w:val="C7254E"/>
+          <w:sz w:val="20"/>
+        </w:rPr>
+        <w:t>OperationLogs</w:t>
+      </w:r>
+      <w:r>
+        <w:rPr>
+          <w:rFonts w:ascii="宋体" w:hAnsi="宋体" w:eastAsia="宋体"/>
+          <w:b w:val="0"/>
+          <w:sz w:val="21"/>
+        </w:rPr>
+        <w:t xml:space="preserve"> 表） |</w:t>
+      </w:r>
+    </w:p>
+    <w:p>
+      <w:pPr>
+        <w:spacing w:before="40" w:after="80" w:line="324" w:lineRule="auto"/>
+      </w:pPr>
+      <w:r>
+        <w:rPr>
+          <w:rFonts w:ascii="宋体" w:hAnsi="宋体" w:eastAsia="宋体"/>
+          <w:b w:val="0"/>
+          <w:sz w:val="21"/>
+        </w:rPr>
+        <w:t xml:space="preserve">| </w:t>
+      </w:r>
+      <w:r>
+        <w:rPr>
+          <w:rFonts w:ascii="微软雅黑" w:hAnsi="微软雅黑" w:eastAsia="微软雅黑"/>
+          <w:b/>
+          <w:sz w:val="21"/>
+        </w:rPr>
+        <w:t>可追溯</w:t>
+      </w:r>
+      <w:r>
+        <w:rPr>
+          <w:rFonts w:ascii="宋体" w:hAnsi="宋体" w:eastAsia="宋体"/>
+          <w:b w:val="0"/>
+          <w:sz w:val="21"/>
+        </w:rPr>
+        <w:t xml:space="preserve"> | 每次训练 / 推理都写库留痕，</w:t>
+      </w:r>
+      <w:r>
+        <w:rPr>
+          <w:rFonts w:ascii="微软雅黑" w:hAnsi="微软雅黑" w:eastAsia="微软雅黑"/>
+          <w:b/>
+          <w:sz w:val="21"/>
+        </w:rPr>
+        <w:t>失败路径也留记录</w:t>
+      </w:r>
+      <w:r>
+        <w:rPr>
+          <w:rFonts w:ascii="宋体" w:hAnsi="宋体" w:eastAsia="宋体"/>
+          <w:b w:val="0"/>
+          <w:sz w:val="21"/>
+        </w:rPr>
+        <w:t xml:space="preserve"> |</w:t>
+      </w:r>
+    </w:p>
+    <w:p>
+      <w:pPr>
+        <w:spacing w:before="40" w:after="80" w:line="324" w:lineRule="auto"/>
+      </w:pPr>
+      <w:r>
+        <w:rPr>
+          <w:rFonts w:ascii="宋体" w:hAnsi="宋体" w:eastAsia="宋体"/>
+          <w:b w:val="0"/>
+          <w:sz w:val="21"/>
+        </w:rPr>
+        <w:t xml:space="preserve">| </w:t>
+      </w:r>
+      <w:r>
+        <w:rPr>
+          <w:rFonts w:ascii="微软雅黑" w:hAnsi="微软雅黑" w:eastAsia="微软雅黑"/>
+          <w:b/>
+          <w:sz w:val="21"/>
+        </w:rPr>
+        <w:t>运维能力</w:t>
+      </w:r>
+      <w:r>
+        <w:rPr>
+          <w:rFonts w:ascii="宋体" w:hAnsi="宋体" w:eastAsia="宋体"/>
+          <w:b w:val="0"/>
+          <w:sz w:val="21"/>
+        </w:rPr>
+        <w:t xml:space="preserve"> | 单服务集成前端、Windows 服务化（NSSM）开机自启 + 崩溃自动重启 |</w:t>
+      </w:r>
     </w:p>
     <w:p>
       <w:pPr>
@@ -31659,7 +31742,39 @@
           <w:b w:val="0"/>
           <w:sz w:val="21"/>
         </w:rPr>
-        <w:t>：</w:t>
+        <w:t>（</w:t>
+      </w:r>
+      <w:r>
+        <w:rPr>
+          <w:rFonts w:ascii="Consolas" w:hAnsi="Consolas" w:eastAsia="Consolas"/>
+          <w:color w:val="C7254E"/>
+          <w:sz w:val="20"/>
+        </w:rPr>
+        <w:t>Action</w:t>
+      </w:r>
+      <w:r>
+        <w:rPr>
+          <w:rFonts w:ascii="宋体" w:hAnsi="宋体" w:eastAsia="宋体"/>
+          <w:b w:val="0"/>
+          <w:sz w:val="21"/>
+        </w:rPr>
+        <w:t xml:space="preserve"> 值全部为 snake_case，与后端 </w:t>
+      </w:r>
+      <w:r>
+        <w:rPr>
+          <w:rFonts w:ascii="Consolas" w:hAnsi="Consolas" w:eastAsia="Consolas"/>
+          <w:color w:val="C7254E"/>
+          <w:sz w:val="20"/>
+        </w:rPr>
+        <w:t>log_operation()</w:t>
+      </w:r>
+      <w:r>
+        <w:rPr>
+          <w:rFonts w:ascii="宋体" w:hAnsi="宋体" w:eastAsia="宋体"/>
+          <w:b w:val="0"/>
+          <w:sz w:val="21"/>
+        </w:rPr>
+        <w:t xml:space="preserve"> 一致）：</w:t>
       </w:r>
     </w:p>
     <w:tbl>
@@ -31670,13 +31785,14 @@
         <w:tblLook w:firstColumn="1" w:firstRow="1" w:lastColumn="0" w:lastRow="0" w:noHBand="0" w:noVBand="1" w:val="04A0"/>
       </w:tblPr>
       <w:tblGrid>
-        <w:gridCol w:w="4592"/>
-        <w:gridCol w:w="4592"/>
+        <w:gridCol w:w="3061"/>
+        <w:gridCol w:w="3061"/>
+        <w:gridCol w:w="3061"/>
       </w:tblGrid>
       <w:tr>
         <w:tc>
           <w:tcPr>
-            <w:tcW w:type="dxa" w:w="4592"/>
+            <w:tcW w:type="dxa" w:w="3061"/>
             <w:shd w:val="clear" w:color="auto" w:fill="E8EEF7"/>
           </w:tcPr>
           <w:p>
@@ -31694,13 +31810,13 @@
                 <w:b/>
                 <w:sz w:val="18"/>
               </w:rPr>
-              <w:t>Action</w:t>
-            </w:r>
-          </w:p>
-        </w:tc>
-        <w:tc>
-          <w:tcPr>
-            <w:tcW w:type="dxa" w:w="4592"/>
+              <w:t>分类</w:t>
+            </w:r>
+          </w:p>
+        </w:tc>
+        <w:tc>
+          <w:tcPr>
+            <w:tcW w:type="dxa" w:w="3061"/>
             <w:shd w:val="clear" w:color="auto" w:fill="E8EEF7"/>
           </w:tcPr>
           <w:p>
@@ -31718,6 +31834,30 @@
                 <w:b/>
                 <w:sz w:val="18"/>
               </w:rPr>
+              <w:t>Action</w:t>
+            </w:r>
+          </w:p>
+        </w:tc>
+        <w:tc>
+          <w:tcPr>
+            <w:tcW w:type="dxa" w:w="3061"/>
+            <w:shd w:val="clear" w:color="auto" w:fill="E8EEF7"/>
+          </w:tcPr>
+          <w:p>
+            <w:pPr>
+              <w:spacing w:before="40" w:after="40"/>
+            </w:pPr>
+            <w:r>
+              <w:rPr>
+                <w:b/>
+              </w:rPr>
+            </w:r>
+            <w:r>
+              <w:rPr>
+                <w:rFonts w:ascii="宋体" w:hAnsi="宋体" w:eastAsia="宋体"/>
+                <w:b/>
+                <w:sz w:val="18"/>
+              </w:rPr>
               <w:t>触发时机</w:t>
             </w:r>
           </w:p>
@@ -31726,7 +31866,26 @@
       <w:tr>
         <w:tc>
           <w:tcPr>
-            <w:tcW w:type="dxa" w:w="4592"/>
+            <w:tcW w:type="dxa" w:w="3061"/>
+          </w:tcPr>
+          <w:p>
+            <w:pPr>
+              <w:spacing w:before="30" w:after="30"/>
+            </w:pPr>
+            <w:r/>
+            <w:r>
+              <w:rPr>
+                <w:rFonts w:ascii="微软雅黑" w:hAnsi="微软雅黑" w:eastAsia="微软雅黑"/>
+                <w:b/>
+                <w:sz w:val="17"/>
+              </w:rPr>
+              <w:t>鉴权</w:t>
+            </w:r>
+          </w:p>
+        </w:tc>
+        <w:tc>
+          <w:tcPr>
+            <w:tcW w:type="dxa" w:w="3061"/>
           </w:tcPr>
           <w:p>
             <w:pPr>
@@ -31745,7 +31904,7 @@
         </w:tc>
         <w:tc>
           <w:tcPr>
-            <w:tcW w:type="dxa" w:w="4592"/>
+            <w:tcW w:type="dxa" w:w="3061"/>
           </w:tcPr>
           <w:p>
             <w:pPr>
@@ -31782,7 +31941,18 @@
       <w:tr>
         <w:tc>
           <w:tcPr>
-            <w:tcW w:type="dxa" w:w="4592"/>
+            <w:tcW w:type="dxa" w:w="3061"/>
+          </w:tcPr>
+          <w:p>
+            <w:pPr>
+              <w:spacing w:before="30" w:after="30"/>
+            </w:pPr>
+            <w:r/>
+          </w:p>
+        </w:tc>
+        <w:tc>
+          <w:tcPr>
+            <w:tcW w:type="dxa" w:w="3061"/>
           </w:tcPr>
           <w:p>
             <w:pPr>
@@ -31801,7 +31971,7 @@
         </w:tc>
         <w:tc>
           <w:tcPr>
-            <w:tcW w:type="dxa" w:w="4592"/>
+            <w:tcW w:type="dxa" w:w="3061"/>
           </w:tcPr>
           <w:p>
             <w:pPr>
@@ -31822,7 +31992,18 @@
       <w:tr>
         <w:tc>
           <w:tcPr>
-            <w:tcW w:type="dxa" w:w="4592"/>
+            <w:tcW w:type="dxa" w:w="3061"/>
+          </w:tcPr>
+          <w:p>
+            <w:pPr>
+              <w:spacing w:before="30" w:after="30"/>
+            </w:pPr>
+            <w:r/>
+          </w:p>
+        </w:tc>
+        <w:tc>
+          <w:tcPr>
+            <w:tcW w:type="dxa" w:w="3061"/>
           </w:tcPr>
           <w:p>
             <w:pPr>
@@ -31841,7 +32022,7 @@
         </w:tc>
         <w:tc>
           <w:tcPr>
-            <w:tcW w:type="dxa" w:w="4592"/>
+            <w:tcW w:type="dxa" w:w="3061"/>
           </w:tcPr>
           <w:p>
             <w:pPr>
@@ -31862,7 +32043,26 @@
       <w:tr>
         <w:tc>
           <w:tcPr>
-            <w:tcW w:type="dxa" w:w="4592"/>
+            <w:tcW w:type="dxa" w:w="3061"/>
+          </w:tcPr>
+          <w:p>
+            <w:pPr>
+              <w:spacing w:before="30" w:after="30"/>
+            </w:pPr>
+            <w:r/>
+            <w:r>
+              <w:rPr>
+                <w:rFonts w:ascii="微软雅黑" w:hAnsi="微软雅黑" w:eastAsia="微软雅黑"/>
+                <w:b/>
+                <w:sz w:val="17"/>
+              </w:rPr>
+              <w:t>用户管理</w:t>
+            </w:r>
+          </w:p>
+        </w:tc>
+        <w:tc>
+          <w:tcPr>
+            <w:tcW w:type="dxa" w:w="3061"/>
           </w:tcPr>
           <w:p>
             <w:pPr>
@@ -31913,7 +32113,7 @@
         </w:tc>
         <w:tc>
           <w:tcPr>
-            <w:tcW w:type="dxa" w:w="4592"/>
+            <w:tcW w:type="dxa" w:w="3061"/>
           </w:tcPr>
           <w:p>
             <w:pPr>
@@ -31926,7 +32126,7 @@
                 <w:b w:val="0"/>
                 <w:sz w:val="17"/>
               </w:rPr>
-              <w:t>用户管理</w:t>
+              <w:t>新建/修改用户、重置密码</w:t>
             </w:r>
           </w:p>
         </w:tc>
@@ -31934,7 +32134,26 @@
       <w:tr>
         <w:tc>
           <w:tcPr>
-            <w:tcW w:type="dxa" w:w="4592"/>
+            <w:tcW w:type="dxa" w:w="3061"/>
+          </w:tcPr>
+          <w:p>
+            <w:pPr>
+              <w:spacing w:before="30" w:after="30"/>
+            </w:pPr>
+            <w:r/>
+            <w:r>
+              <w:rPr>
+                <w:rFonts w:ascii="微软雅黑" w:hAnsi="微软雅黑" w:eastAsia="微软雅黑"/>
+                <w:b/>
+                <w:sz w:val="17"/>
+              </w:rPr>
+              <w:t>模型</w:t>
+            </w:r>
+          </w:p>
+        </w:tc>
+        <w:tc>
+          <w:tcPr>
+            <w:tcW w:type="dxa" w:w="3061"/>
           </w:tcPr>
           <w:p>
             <w:pPr>
@@ -31947,29 +32166,80 @@
                 <w:color w:val="C7254E"/>
                 <w:sz w:val="16"/>
               </w:rPr>
-              <w:t>delete_model</w:t>
-            </w:r>
+              <w:t>upload_model</w:t>
+            </w:r>
+          </w:p>
+        </w:tc>
+        <w:tc>
+          <w:tcPr>
+            <w:tcW w:type="dxa" w:w="3061"/>
+          </w:tcPr>
+          <w:p>
+            <w:pPr>
+              <w:spacing w:before="30" w:after="30"/>
+            </w:pPr>
+            <w:r/>
             <w:r>
               <w:rPr>
                 <w:rFonts w:ascii="宋体" w:hAnsi="宋体" w:eastAsia="宋体"/>
                 <w:b w:val="0"/>
                 <w:sz w:val="17"/>
               </w:rPr>
-              <w:t xml:space="preserve"> / </w:t>
-            </w:r>
+              <w:t>上传模型（</w:t>
+            </w:r>
+            <w:r>
+              <w:rPr>
+                <w:rFonts w:ascii="微软雅黑" w:hAnsi="微软雅黑" w:eastAsia="微软雅黑"/>
+                <w:b/>
+                <w:sz w:val="17"/>
+              </w:rPr>
+              <w:t>覆盖上传时 Detail 记 replaced</w:t>
+            </w:r>
+            <w:r>
+              <w:rPr>
+                <w:rFonts w:ascii="宋体" w:hAnsi="宋体" w:eastAsia="宋体"/>
+                <w:b w:val="0"/>
+                <w:sz w:val="17"/>
+              </w:rPr>
+              <w:t>）</w:t>
+            </w:r>
+          </w:p>
+        </w:tc>
+      </w:tr>
+      <w:tr>
+        <w:tc>
+          <w:tcPr>
+            <w:tcW w:type="dxa" w:w="3061"/>
+          </w:tcPr>
+          <w:p>
+            <w:pPr>
+              <w:spacing w:before="30" w:after="30"/>
+            </w:pPr>
+            <w:r/>
+          </w:p>
+        </w:tc>
+        <w:tc>
+          <w:tcPr>
+            <w:tcW w:type="dxa" w:w="3061"/>
+          </w:tcPr>
+          <w:p>
+            <w:pPr>
+              <w:spacing w:before="30" w:after="30"/>
+            </w:pPr>
+            <w:r/>
             <w:r>
               <w:rPr>
                 <w:rFonts w:ascii="Consolas" w:hAnsi="Consolas" w:eastAsia="Consolas"/>
                 <w:color w:val="C7254E"/>
                 <w:sz w:val="16"/>
               </w:rPr>
-              <w:t>delete_artifact</w:t>
-            </w:r>
-          </w:p>
-        </w:tc>
-        <w:tc>
-          <w:tcPr>
-            <w:tcW w:type="dxa" w:w="4592"/>
+              <w:t>update_model</w:t>
+            </w:r>
+          </w:p>
+        </w:tc>
+        <w:tc>
+          <w:tcPr>
+            <w:tcW w:type="dxa" w:w="3061"/>
           </w:tcPr>
           <w:p>
             <w:pPr>
@@ -31982,7 +32252,39 @@
                 <w:b w:val="0"/>
                 <w:sz w:val="17"/>
               </w:rPr>
-              <w:t>删除模型或产物</w:t>
+              <w:t xml:space="preserve">修改模型信息或改名（Detail 记 </w:t>
+            </w:r>
+            <w:r>
+              <w:rPr>
+                <w:rFonts w:ascii="Consolas" w:hAnsi="Consolas" w:eastAsia="Consolas"/>
+                <w:color w:val="C7254E"/>
+                <w:sz w:val="16"/>
+              </w:rPr>
+              <w:t>old_name</w:t>
+            </w:r>
+            <w:r>
+              <w:rPr>
+                <w:rFonts w:ascii="宋体" w:hAnsi="宋体" w:eastAsia="宋体"/>
+                <w:b w:val="0"/>
+                <w:sz w:val="17"/>
+              </w:rPr>
+              <w:t xml:space="preserve"> / </w:t>
+            </w:r>
+            <w:r>
+              <w:rPr>
+                <w:rFonts w:ascii="Consolas" w:hAnsi="Consolas" w:eastAsia="Consolas"/>
+                <w:color w:val="C7254E"/>
+                <w:sz w:val="16"/>
+              </w:rPr>
+              <w:t>renamed</w:t>
+            </w:r>
+            <w:r>
+              <w:rPr>
+                <w:rFonts w:ascii="宋体" w:hAnsi="宋体" w:eastAsia="宋体"/>
+                <w:b w:val="0"/>
+                <w:sz w:val="17"/>
+              </w:rPr>
+              <w:t>）</w:t>
             </w:r>
           </w:p>
         </w:tc>
@@ -31990,7 +32292,18 @@
       <w:tr>
         <w:tc>
           <w:tcPr>
-            <w:tcW w:type="dxa" w:w="4592"/>
+            <w:tcW w:type="dxa" w:w="3061"/>
+          </w:tcPr>
+          <w:p>
+            <w:pPr>
+              <w:spacing w:before="30" w:after="30"/>
+            </w:pPr>
+            <w:r/>
+          </w:p>
+        </w:tc>
+        <w:tc>
+          <w:tcPr>
+            <w:tcW w:type="dxa" w:w="3061"/>
           </w:tcPr>
           <w:p>
             <w:pPr>
@@ -32003,13 +32316,13 @@
                 <w:color w:val="C7254E"/>
                 <w:sz w:val="16"/>
               </w:rPr>
-              <w:t>export</w:t>
-            </w:r>
-          </w:p>
-        </w:tc>
-        <w:tc>
-          <w:tcPr>
-            <w:tcW w:type="dxa" w:w="4592"/>
+              <w:t>delete_model</w:t>
+            </w:r>
+          </w:p>
+        </w:tc>
+        <w:tc>
+          <w:tcPr>
+            <w:tcW w:type="dxa" w:w="3061"/>
           </w:tcPr>
           <w:p>
             <w:pPr>
@@ -32022,7 +32335,377 @@
                 <w:b w:val="0"/>
                 <w:sz w:val="17"/>
               </w:rPr>
-              <w:t>发布/导出模型包</w:t>
+              <w:t>删除模型</w:t>
+            </w:r>
+            <w:r>
+              <w:rPr>
+                <w:rFonts w:ascii="微软雅黑" w:hAnsi="微软雅黑" w:eastAsia="微软雅黑"/>
+                <w:b/>
+                <w:sz w:val="17"/>
+              </w:rPr>
+              <w:t>产物文件</w:t>
+            </w:r>
+          </w:p>
+        </w:tc>
+      </w:tr>
+      <w:tr>
+        <w:tc>
+          <w:tcPr>
+            <w:tcW w:type="dxa" w:w="3061"/>
+          </w:tcPr>
+          <w:p>
+            <w:pPr>
+              <w:spacing w:before="30" w:after="30"/>
+            </w:pPr>
+            <w:r/>
+          </w:p>
+        </w:tc>
+        <w:tc>
+          <w:tcPr>
+            <w:tcW w:type="dxa" w:w="3061"/>
+          </w:tcPr>
+          <w:p>
+            <w:pPr>
+              <w:spacing w:before="30" w:after="30"/>
+            </w:pPr>
+            <w:r/>
+            <w:r>
+              <w:rPr>
+                <w:rFonts w:ascii="Consolas" w:hAnsi="Consolas" w:eastAsia="Consolas"/>
+                <w:color w:val="C7254E"/>
+                <w:sz w:val="16"/>
+              </w:rPr>
+              <w:t>delete_model_record</w:t>
+            </w:r>
+          </w:p>
+        </w:tc>
+        <w:tc>
+          <w:tcPr>
+            <w:tcW w:type="dxa" w:w="3061"/>
+          </w:tcPr>
+          <w:p>
+            <w:pPr>
+              <w:spacing w:before="30" w:after="30"/>
+            </w:pPr>
+            <w:r/>
+            <w:r>
+              <w:rPr>
+                <w:rFonts w:ascii="宋体" w:hAnsi="宋体" w:eastAsia="宋体"/>
+                <w:b w:val="0"/>
+                <w:sz w:val="17"/>
+              </w:rPr>
+              <w:t>删除模型</w:t>
+            </w:r>
+            <w:r>
+              <w:rPr>
+                <w:rFonts w:ascii="微软雅黑" w:hAnsi="微软雅黑" w:eastAsia="微软雅黑"/>
+                <w:b/>
+                <w:sz w:val="17"/>
+              </w:rPr>
+              <w:t>登记记录</w:t>
+            </w:r>
+          </w:p>
+        </w:tc>
+      </w:tr>
+      <w:tr>
+        <w:tc>
+          <w:tcPr>
+            <w:tcW w:type="dxa" w:w="3061"/>
+          </w:tcPr>
+          <w:p>
+            <w:pPr>
+              <w:spacing w:before="30" w:after="30"/>
+            </w:pPr>
+            <w:r/>
+          </w:p>
+        </w:tc>
+        <w:tc>
+          <w:tcPr>
+            <w:tcW w:type="dxa" w:w="3061"/>
+          </w:tcPr>
+          <w:p>
+            <w:pPr>
+              <w:spacing w:before="30" w:after="30"/>
+            </w:pPr>
+            <w:r/>
+            <w:r>
+              <w:rPr>
+                <w:rFonts w:ascii="Consolas" w:hAnsi="Consolas" w:eastAsia="Consolas"/>
+                <w:color w:val="C7254E"/>
+                <w:sz w:val="16"/>
+              </w:rPr>
+              <w:t>publish_model</w:t>
+            </w:r>
+          </w:p>
+        </w:tc>
+        <w:tc>
+          <w:tcPr>
+            <w:tcW w:type="dxa" w:w="3061"/>
+          </w:tcPr>
+          <w:p>
+            <w:pPr>
+              <w:spacing w:before="30" w:after="30"/>
+            </w:pPr>
+            <w:r/>
+            <w:r>
+              <w:rPr>
+                <w:rFonts w:ascii="宋体" w:hAnsi="宋体" w:eastAsia="宋体"/>
+                <w:b w:val="0"/>
+                <w:sz w:val="17"/>
+              </w:rPr>
+              <w:t>发布模型（打包导出）</w:t>
+            </w:r>
+          </w:p>
+        </w:tc>
+      </w:tr>
+      <w:tr>
+        <w:tc>
+          <w:tcPr>
+            <w:tcW w:type="dxa" w:w="3061"/>
+          </w:tcPr>
+          <w:p>
+            <w:pPr>
+              <w:spacing w:before="30" w:after="30"/>
+            </w:pPr>
+            <w:r/>
+          </w:p>
+        </w:tc>
+        <w:tc>
+          <w:tcPr>
+            <w:tcW w:type="dxa" w:w="3061"/>
+          </w:tcPr>
+          <w:p>
+            <w:pPr>
+              <w:spacing w:before="30" w:after="30"/>
+            </w:pPr>
+            <w:r/>
+            <w:r>
+              <w:rPr>
+                <w:rFonts w:ascii="Consolas" w:hAnsi="Consolas" w:eastAsia="Consolas"/>
+                <w:color w:val="C7254E"/>
+                <w:sz w:val="16"/>
+              </w:rPr>
+              <w:t>unpublish_model</w:t>
+            </w:r>
+          </w:p>
+        </w:tc>
+        <w:tc>
+          <w:tcPr>
+            <w:tcW w:type="dxa" w:w="3061"/>
+          </w:tcPr>
+          <w:p>
+            <w:pPr>
+              <w:spacing w:before="30" w:after="30"/>
+            </w:pPr>
+            <w:r/>
+            <w:r>
+              <w:rPr>
+                <w:rFonts w:ascii="宋体" w:hAnsi="宋体" w:eastAsia="宋体"/>
+                <w:b w:val="0"/>
+                <w:sz w:val="17"/>
+              </w:rPr>
+              <w:t>取消发布（删除发布包）</w:t>
+            </w:r>
+          </w:p>
+        </w:tc>
+      </w:tr>
+      <w:tr>
+        <w:tc>
+          <w:tcPr>
+            <w:tcW w:type="dxa" w:w="3061"/>
+          </w:tcPr>
+          <w:p>
+            <w:pPr>
+              <w:spacing w:before="30" w:after="30"/>
+            </w:pPr>
+            <w:r/>
+            <w:r>
+              <w:rPr>
+                <w:rFonts w:ascii="微软雅黑" w:hAnsi="微软雅黑" w:eastAsia="微软雅黑"/>
+                <w:b/>
+                <w:sz w:val="17"/>
+              </w:rPr>
+              <w:t>数据集</w:t>
+            </w:r>
+          </w:p>
+        </w:tc>
+        <w:tc>
+          <w:tcPr>
+            <w:tcW w:type="dxa" w:w="3061"/>
+          </w:tcPr>
+          <w:p>
+            <w:pPr>
+              <w:spacing w:before="30" w:after="30"/>
+            </w:pPr>
+            <w:r/>
+            <w:r>
+              <w:rPr>
+                <w:rFonts w:ascii="Consolas" w:hAnsi="Consolas" w:eastAsia="Consolas"/>
+                <w:color w:val="C7254E"/>
+                <w:sz w:val="16"/>
+              </w:rPr>
+              <w:t>upload_dataset</w:t>
+            </w:r>
+          </w:p>
+        </w:tc>
+        <w:tc>
+          <w:tcPr>
+            <w:tcW w:type="dxa" w:w="3061"/>
+          </w:tcPr>
+          <w:p>
+            <w:pPr>
+              <w:spacing w:before="30" w:after="30"/>
+            </w:pPr>
+            <w:r/>
+            <w:r>
+              <w:rPr>
+                <w:rFonts w:ascii="宋体" w:hAnsi="宋体" w:eastAsia="宋体"/>
+                <w:b w:val="0"/>
+                <w:sz w:val="17"/>
+              </w:rPr>
+              <w:t>上传数据集文件</w:t>
+            </w:r>
+          </w:p>
+        </w:tc>
+      </w:tr>
+      <w:tr>
+        <w:tc>
+          <w:tcPr>
+            <w:tcW w:type="dxa" w:w="3061"/>
+          </w:tcPr>
+          <w:p>
+            <w:pPr>
+              <w:spacing w:before="30" w:after="30"/>
+            </w:pPr>
+            <w:r/>
+          </w:p>
+        </w:tc>
+        <w:tc>
+          <w:tcPr>
+            <w:tcW w:type="dxa" w:w="3061"/>
+          </w:tcPr>
+          <w:p>
+            <w:pPr>
+              <w:spacing w:before="30" w:after="30"/>
+            </w:pPr>
+            <w:r/>
+            <w:r>
+              <w:rPr>
+                <w:rFonts w:ascii="Consolas" w:hAnsi="Consolas" w:eastAsia="Consolas"/>
+                <w:color w:val="C7254E"/>
+                <w:sz w:val="16"/>
+              </w:rPr>
+              <w:t>register_dataset</w:t>
+            </w:r>
+          </w:p>
+        </w:tc>
+        <w:tc>
+          <w:tcPr>
+            <w:tcW w:type="dxa" w:w="3061"/>
+          </w:tcPr>
+          <w:p>
+            <w:pPr>
+              <w:spacing w:before="30" w:after="30"/>
+            </w:pPr>
+            <w:r/>
+            <w:r>
+              <w:rPr>
+                <w:rFonts w:ascii="宋体" w:hAnsi="宋体" w:eastAsia="宋体"/>
+                <w:b w:val="0"/>
+                <w:sz w:val="17"/>
+              </w:rPr>
+              <w:t xml:space="preserve">登记数据集（Detail 记 </w:t>
+            </w:r>
+            <w:r>
+              <w:rPr>
+                <w:rFonts w:ascii="Consolas" w:hAnsi="Consolas" w:eastAsia="Consolas"/>
+                <w:color w:val="C7254E"/>
+                <w:sz w:val="16"/>
+              </w:rPr>
+              <w:t>already_existed</w:t>
+            </w:r>
+            <w:r>
+              <w:rPr>
+                <w:rFonts w:ascii="宋体" w:hAnsi="宋体" w:eastAsia="宋体"/>
+                <w:b w:val="0"/>
+                <w:sz w:val="17"/>
+              </w:rPr>
+              <w:t>）</w:t>
+            </w:r>
+          </w:p>
+        </w:tc>
+      </w:tr>
+      <w:tr>
+        <w:tc>
+          <w:tcPr>
+            <w:tcW w:type="dxa" w:w="3061"/>
+          </w:tcPr>
+          <w:p>
+            <w:pPr>
+              <w:spacing w:before="30" w:after="30"/>
+            </w:pPr>
+            <w:r/>
+            <w:r>
+              <w:rPr>
+                <w:rFonts w:ascii="微软雅黑" w:hAnsi="微软雅黑" w:eastAsia="微软雅黑"/>
+                <w:b/>
+                <w:sz w:val="17"/>
+              </w:rPr>
+              <w:t>训练</w:t>
+            </w:r>
+          </w:p>
+        </w:tc>
+        <w:tc>
+          <w:tcPr>
+            <w:tcW w:type="dxa" w:w="3061"/>
+          </w:tcPr>
+          <w:p>
+            <w:pPr>
+              <w:spacing w:before="30" w:after="30"/>
+            </w:pPr>
+            <w:r/>
+            <w:r>
+              <w:rPr>
+                <w:rFonts w:ascii="Consolas" w:hAnsi="Consolas" w:eastAsia="Consolas"/>
+                <w:color w:val="C7254E"/>
+                <w:sz w:val="16"/>
+              </w:rPr>
+              <w:t>run_training</w:t>
+            </w:r>
+          </w:p>
+        </w:tc>
+        <w:tc>
+          <w:tcPr>
+            <w:tcW w:type="dxa" w:w="3061"/>
+          </w:tcPr>
+          <w:p>
+            <w:pPr>
+              <w:spacing w:before="30" w:after="30"/>
+            </w:pPr>
+            <w:r/>
+            <w:r>
+              <w:rPr>
+                <w:rFonts w:ascii="宋体" w:hAnsi="宋体" w:eastAsia="宋体"/>
+                <w:b w:val="0"/>
+                <w:sz w:val="17"/>
+              </w:rPr>
+              <w:t>发起训练（</w:t>
+            </w:r>
+            <w:r>
+              <w:rPr>
+                <w:rFonts w:ascii="微软雅黑" w:hAnsi="微软雅黑" w:eastAsia="微软雅黑"/>
+                <w:b/>
+                <w:sz w:val="17"/>
+              </w:rPr>
+              <w:t>成功与失败都记</w:t>
+            </w:r>
+            <w:r>
+              <w:rPr>
+                <w:rFonts w:ascii="宋体" w:hAnsi="宋体" w:eastAsia="宋体"/>
+                <w:b w:val="0"/>
+                <w:sz w:val="17"/>
+              </w:rPr>
+              <w:t>，失败带原因）</w:t>
             </w:r>
           </w:p>
         </w:tc>
@@ -32035,145 +32718,208 @@
     </w:p>
     <w:p>
       <w:pPr>
-        <w:spacing w:before="60" w:after="60"/>
-        <w:ind w:left="283"/>
-        <w:shd w:val="clear" w:color="auto" w:fill="FFF8E1"/>
-      </w:pPr>
-      <w:r>
-        <w:rPr>
-          <w:rFonts w:ascii="宋体" w:hAnsi="宋体" w:eastAsia="宋体"/>
-          <w:b w:val="0"/>
-          <w:sz w:val="19"/>
-        </w:rPr>
-        <w:t xml:space="preserve">⚠️ </w:t>
-      </w:r>
+        <w:spacing w:before="40" w:after="80" w:line="324" w:lineRule="auto"/>
+      </w:pPr>
       <w:r>
         <w:rPr>
           <w:rFonts w:ascii="微软雅黑" w:hAnsi="微软雅黑" w:eastAsia="微软雅黑"/>
           <w:b/>
-          <w:sz w:val="19"/>
-        </w:rPr>
-        <w:t>当前业务操作日志覆盖不全</w:t>
+          <w:sz w:val="21"/>
+        </w:rPr>
+        <w:t>关于两条刻意的例外</w:t>
       </w:r>
       <w:r>
         <w:rPr>
           <w:rFonts w:ascii="宋体" w:hAnsi="宋体" w:eastAsia="宋体"/>
           <w:b w:val="0"/>
-          <w:sz w:val="19"/>
-        </w:rPr>
-        <w:t>：模型</w:t>
+          <w:sz w:val="21"/>
+        </w:rPr>
+        <w:t>：</w:t>
+      </w:r>
+    </w:p>
+    <w:p>
+      <w:pPr>
+        <w:spacing w:before="30" w:after="30"/>
+        <w:ind w:left="425" w:hanging="255"/>
+      </w:pPr>
+      <w:r>
+        <w:rPr>
+          <w:rFonts w:ascii="宋体" w:hAnsi="宋体" w:eastAsia="宋体"/>
+          <w:sz w:val="21"/>
+        </w:rPr>
+        <w:t xml:space="preserve">• </w:t>
       </w:r>
       <w:r>
         <w:rPr>
           <w:rFonts w:ascii="微软雅黑" w:hAnsi="微软雅黑" w:eastAsia="微软雅黑"/>
           <w:b/>
-          <w:sz w:val="19"/>
-        </w:rPr>
-        <w:t>上传</w:t>
+          <w:sz w:val="21"/>
+        </w:rPr>
+        <w:t>推理不记</w:t>
       </w:r>
       <w:r>
         <w:rPr>
           <w:rFonts w:ascii="宋体" w:hAnsi="宋体" w:eastAsia="宋体"/>
           <w:b w:val="0"/>
-          <w:sz w:val="19"/>
-        </w:rPr>
-        <w:t>、</w:t>
+          <w:sz w:val="21"/>
+        </w:rPr>
+        <w:t xml:space="preserve"> </w:t>
+      </w:r>
+      <w:r>
+        <w:rPr>
+          <w:rFonts w:ascii="Consolas" w:hAnsi="Consolas" w:eastAsia="Consolas"/>
+          <w:color w:val="C7254E"/>
+          <w:sz w:val="20"/>
+        </w:rPr>
+        <w:t>OperationLogs</w:t>
+      </w:r>
+      <w:r>
+        <w:rPr>
+          <w:rFonts w:ascii="宋体" w:hAnsi="宋体" w:eastAsia="宋体"/>
+          <w:b w:val="0"/>
+          <w:sz w:val="21"/>
+        </w:rPr>
+        <w:t>：推理是最高频操作，全量记录会让日志表迅速膨胀。</w:t>
+      </w:r>
+    </w:p>
+    <w:p>
+      <w:pPr>
+        <w:spacing w:before="40" w:after="80" w:line="324" w:lineRule="auto"/>
+      </w:pPr>
+      <w:r>
+        <w:rPr>
+          <w:rFonts w:ascii="宋体" w:hAnsi="宋体" w:eastAsia="宋体"/>
+          <w:b w:val="0"/>
+          <w:sz w:val="21"/>
+        </w:rPr>
+        <w:t xml:space="preserve">它由 </w:t>
+      </w:r>
+      <w:r>
+        <w:rPr>
+          <w:rFonts w:ascii="Consolas" w:hAnsi="Consolas" w:eastAsia="Consolas"/>
+          <w:color w:val="C7254E"/>
+          <w:sz w:val="20"/>
+        </w:rPr>
+        <w:t>InferenceTasks</w:t>
+      </w:r>
+      <w:r>
+        <w:rPr>
+          <w:rFonts w:ascii="宋体" w:hAnsi="宋体" w:eastAsia="宋体"/>
+          <w:b w:val="0"/>
+          <w:sz w:val="21"/>
+        </w:rPr>
+        <w:t xml:space="preserve"> / </w:t>
+      </w:r>
+      <w:r>
+        <w:rPr>
+          <w:rFonts w:ascii="Consolas" w:hAnsi="Consolas" w:eastAsia="Consolas"/>
+          <w:color w:val="C7254E"/>
+          <w:sz w:val="20"/>
+        </w:rPr>
+        <w:t>InferenceResults</w:t>
+      </w:r>
+      <w:r>
+        <w:rPr>
+          <w:rFonts w:ascii="宋体" w:hAnsi="宋体" w:eastAsia="宋体"/>
+          <w:b w:val="0"/>
+          <w:sz w:val="21"/>
+        </w:rPr>
+        <w:t xml:space="preserve"> 业务表兜底留痕。</w:t>
+      </w:r>
+    </w:p>
+    <w:p>
+      <w:pPr>
+        <w:spacing w:before="30" w:after="30"/>
+        <w:ind w:left="425" w:hanging="255"/>
+      </w:pPr>
+      <w:r>
+        <w:rPr>
+          <w:rFonts w:ascii="宋体" w:hAnsi="宋体" w:eastAsia="宋体"/>
+          <w:sz w:val="21"/>
+        </w:rPr>
+        <w:t xml:space="preserve">• </w:t>
       </w:r>
       <w:r>
         <w:rPr>
           <w:rFonts w:ascii="微软雅黑" w:hAnsi="微软雅黑" w:eastAsia="微软雅黑"/>
           <w:b/>
-          <w:sz w:val="19"/>
-        </w:rPr>
-        <w:t>训练</w:t>
+          <w:sz w:val="21"/>
+        </w:rPr>
+        <w:t>失败路径一般不记</w:t>
       </w:r>
       <w:r>
         <w:rPr>
           <w:rFonts w:ascii="宋体" w:hAnsi="宋体" w:eastAsia="宋体"/>
           <w:b w:val="0"/>
-          <w:sz w:val="19"/>
-        </w:rPr>
-        <w:t>、</w:t>
-      </w:r>
-      <w:r>
-        <w:rPr>
-          <w:rFonts w:ascii="微软雅黑" w:hAnsi="微软雅黑" w:eastAsia="微软雅黑"/>
-          <w:b/>
-          <w:sz w:val="19"/>
-        </w:rPr>
-        <w:t>推理</w:t>
-      </w:r>
-      <w:r>
-        <w:rPr>
-          <w:rFonts w:ascii="宋体" w:hAnsi="宋体" w:eastAsia="宋体"/>
-          <w:b w:val="0"/>
-          <w:sz w:val="19"/>
-        </w:rPr>
-        <w:t>等操作 目前</w:t>
-      </w:r>
-      <w:r>
-        <w:rPr>
-          <w:rFonts w:ascii="微软雅黑" w:hAnsi="微软雅黑" w:eastAsia="微软雅黑"/>
-          <w:b/>
-          <w:sz w:val="19"/>
-        </w:rPr>
-        <w:t>没有</w:t>
-      </w:r>
-      <w:r>
-        <w:rPr>
-          <w:rFonts w:ascii="宋体" w:hAnsi="宋体" w:eastAsia="宋体"/>
-          <w:b w:val="0"/>
-          <w:sz w:val="19"/>
-        </w:rPr>
-        <w:t xml:space="preserve">写入 </w:t>
+          <w:sz w:val="21"/>
+        </w:rPr>
+        <w:t xml:space="preserve">：避免日志被无效尝试刷屏；例外是 </w:t>
       </w:r>
       <w:r>
         <w:rPr>
           <w:rFonts w:ascii="Consolas" w:hAnsi="Consolas" w:eastAsia="Consolas"/>
           <w:color w:val="C7254E"/>
-          <w:sz w:val="18"/>
-        </w:rPr>
-        <w:t>OperationLogs</w:t>
+          <w:sz w:val="20"/>
+        </w:rPr>
+        <w:t>login</w:t>
       </w:r>
       <w:r>
         <w:rPr>
           <w:rFonts w:ascii="宋体" w:hAnsi="宋体" w:eastAsia="宋体"/>
           <w:b w:val="0"/>
-          <w:sz w:val="19"/>
-        </w:rPr>
-        <w:t xml:space="preserve">（训练/推理有各自的业务表 </w:t>
+          <w:sz w:val="21"/>
+        </w:rPr>
+        <w:t>（含失败，用于发现暴力尝试）</w:t>
+      </w:r>
+    </w:p>
+    <w:p>
+      <w:pPr>
+        <w:spacing w:before="40" w:after="80" w:line="324" w:lineRule="auto"/>
+      </w:pPr>
+      <w:r>
+        <w:rPr>
+          <w:rFonts w:ascii="宋体" w:hAnsi="宋体" w:eastAsia="宋体"/>
+          <w:b w:val="0"/>
+          <w:sz w:val="21"/>
+        </w:rPr>
+        <w:t xml:space="preserve">与 </w:t>
       </w:r>
       <w:r>
         <w:rPr>
           <w:rFonts w:ascii="Consolas" w:hAnsi="Consolas" w:eastAsia="Consolas"/>
           <w:color w:val="C7254E"/>
-          <w:sz w:val="18"/>
-        </w:rPr>
-        <w:t>Trainings</w:t>
+          <w:sz w:val="20"/>
+        </w:rPr>
+        <w:t>run_training</w:t>
       </w:r>
       <w:r>
         <w:rPr>
           <w:rFonts w:ascii="宋体" w:hAnsi="宋体" w:eastAsia="宋体"/>
           <w:b w:val="0"/>
-          <w:sz w:val="19"/>
-        </w:rPr>
-        <w:t xml:space="preserve"> / </w:t>
-      </w:r>
-      <w:r>
-        <w:rPr>
-          <w:rFonts w:ascii="Consolas" w:hAnsi="Consolas" w:eastAsia="Consolas"/>
-          <w:color w:val="C7254E"/>
-          <w:sz w:val="18"/>
-        </w:rPr>
-        <w:t>InferenceTasks</w:t>
-      </w:r>
+          <w:sz w:val="21"/>
+        </w:rPr>
+        <w:t>（含失败，用于排查"为什么没训出来"）。</w:t>
+      </w:r>
+    </w:p>
+    <w:p>
+      <w:pPr>
+        <w:spacing w:before="40" w:after="80" w:line="324" w:lineRule="auto"/>
+      </w:pPr>
       <w:r>
         <w:rPr>
           <w:rFonts w:ascii="宋体" w:hAnsi="宋体" w:eastAsia="宋体"/>
           <w:b w:val="0"/>
-          <w:sz w:val="19"/>
-        </w:rPr>
-        <w:t xml:space="preserve"> 留痕）。 这是已知的遗留项，详见 </w:t>
+          <w:sz w:val="21"/>
+        </w:rPr>
+        <w:t xml:space="preserve">日志的页面化查询见 </w:t>
+      </w:r>
+      <w:r>
+        <w:rPr>
+          <w:rFonts w:ascii="宋体" w:hAnsi="宋体" w:eastAsia="宋体"/>
+          <w:color w:val="0B57D0"/>
+          <w:sz w:val="21"/>
+        </w:rPr>
+        <w:t>§4.8 操作日志</w:t>
       </w:r>
       <w:r>
         <w:rPr>
@@ -32181,21 +32927,13 @@
           <w:color w:val="0B57D0"/>
           <w:sz w:val="19"/>
         </w:rPr>
-        <w:t>第 11 节</w:t>
-      </w:r>
-      <w:r>
-        <w:rPr>
-          <w:rFonts w:ascii="宋体" w:hAnsi="宋体" w:eastAsia="宋体"/>
-          <w:color w:val="0B57D0"/>
-          <w:sz w:val="17"/>
-        </w:rPr>
-        <w:t>（#11-当前能力边界与遗留事项）</w:t>
+        <w:t>（#48-操作日志管理员专属）</w:t>
       </w:r>
       <w:r>
         <w:rPr>
           <w:rFonts w:ascii="宋体" w:hAnsi="宋体" w:eastAsia="宋体"/>
           <w:b w:val="0"/>
-          <w:sz w:val="19"/>
+          <w:sz w:val="21"/>
         </w:rPr>
         <w:t>。</w:t>
       </w:r>
@@ -33014,7 +33752,7 @@
                 <w:b/>
                 <w:sz w:val="17"/>
               </w:rPr>
-              <w:t>业务操作日志埋点不全</w:t>
+              <w:t>边缘端真实接入</w:t>
             </w:r>
           </w:p>
         </w:tc>
@@ -33033,7 +33771,7 @@
                 <w:b w:val="0"/>
                 <w:sz w:val="17"/>
               </w:rPr>
-              <w:t xml:space="preserve">模型上传、训练、推理未写入 </w:t>
+              <w:t>仅有设计方案（见《边缘端接入设计方案》），</w:t>
             </w:r>
             <w:r>
               <w:rPr>
@@ -33041,45 +33779,69 @@
                 <w:color w:val="C7254E"/>
                 <w:sz w:val="16"/>
               </w:rPr>
-              <w:t>OperationLogs</w:t>
-            </w:r>
-          </w:p>
-        </w:tc>
-        <w:tc>
-          <w:tcPr>
-            <w:tcW w:type="dxa" w:w="2296"/>
-          </w:tcPr>
-          <w:p>
-            <w:pPr>
-              <w:spacing w:before="30" w:after="30"/>
-            </w:pPr>
-            <w:r/>
+              <w:t>EdgeDevices</w:t>
+            </w:r>
             <w:r>
               <w:rPr>
                 <w:rFonts w:ascii="宋体" w:hAnsi="宋体" w:eastAsia="宋体"/>
                 <w:b w:val="0"/>
                 <w:sz w:val="17"/>
               </w:rPr>
-              <w:t>审计链不完整</w:t>
-            </w:r>
-          </w:p>
-        </w:tc>
-        <w:tc>
-          <w:tcPr>
-            <w:tcW w:type="dxa" w:w="2296"/>
-          </w:tcPr>
-          <w:p>
-            <w:pPr>
-              <w:spacing w:before="30" w:after="30"/>
-            </w:pPr>
-            <w:r/>
+              <w:t xml:space="preserve"> 只有 1 行 </w:t>
+            </w:r>
+            <w:r>
+              <w:rPr>
+                <w:rFonts w:ascii="Consolas" w:hAnsi="Consolas" w:eastAsia="Consolas"/>
+                <w:color w:val="C7254E"/>
+                <w:sz w:val="16"/>
+              </w:rPr>
+              <w:t>local</w:t>
+            </w:r>
             <w:r>
               <w:rPr>
                 <w:rFonts w:ascii="宋体" w:hAnsi="宋体" w:eastAsia="宋体"/>
                 <w:b w:val="0"/>
                 <w:sz w:val="17"/>
               </w:rPr>
-              <w:t>后续补埋点</w:t>
+              <w:t xml:space="preserve"> 占位设备</w:t>
+            </w:r>
+          </w:p>
+        </w:tc>
+        <w:tc>
+          <w:tcPr>
+            <w:tcW w:type="dxa" w:w="2296"/>
+          </w:tcPr>
+          <w:p>
+            <w:pPr>
+              <w:spacing w:before="30" w:after="30"/>
+            </w:pPr>
+            <w:r/>
+            <w:r>
+              <w:rPr>
+                <w:rFonts w:ascii="宋体" w:hAnsi="宋体" w:eastAsia="宋体"/>
+                <w:b w:val="0"/>
+                <w:sz w:val="17"/>
+              </w:rPr>
+              <w:t>模型无法真正下发到产线设备</w:t>
+            </w:r>
+          </w:p>
+        </w:tc>
+        <w:tc>
+          <w:tcPr>
+            <w:tcW w:type="dxa" w:w="2296"/>
+          </w:tcPr>
+          <w:p>
+            <w:pPr>
+              <w:spacing w:before="30" w:after="30"/>
+            </w:pPr>
+            <w:r/>
+            <w:r>
+              <w:rPr>
+                <w:rFonts w:ascii="宋体" w:hAnsi="宋体" w:eastAsia="宋体"/>
+                <w:b w:val="0"/>
+                <w:sz w:val="17"/>
+              </w:rPr>
+              <w:t>见该文档 §7 的三阶段实施步骤</w:t>
             </w:r>
           </w:p>
         </w:tc>
@@ -33100,7 +33862,7 @@
                 <w:b/>
                 <w:sz w:val="17"/>
               </w:rPr>
-              <w:t>前端用户管理页面</w:t>
+              <w:t>边缘端模型格式转换</w:t>
             </w:r>
           </w:p>
         </w:tc>
@@ -33119,31 +33881,160 @@
                 <w:b w:val="0"/>
                 <w:sz w:val="17"/>
               </w:rPr>
-              <w:t>后端接口</w:t>
-            </w:r>
+              <w:t xml:space="preserve">发布的是 </w:t>
+            </w:r>
+            <w:r>
+              <w:rPr>
+                <w:rFonts w:ascii="Consolas" w:hAnsi="Consolas" w:eastAsia="Consolas"/>
+                <w:color w:val="C7254E"/>
+                <w:sz w:val="16"/>
+              </w:rPr>
+              <w:t>.keras</w:t>
+            </w:r>
+            <w:r>
+              <w:rPr>
+                <w:rFonts w:ascii="宋体" w:hAnsi="宋体" w:eastAsia="宋体"/>
+                <w:b w:val="0"/>
+                <w:sz w:val="17"/>
+              </w:rPr>
+              <w:t>，需目标机有 TensorFlow</w:t>
+            </w:r>
+          </w:p>
+        </w:tc>
+        <w:tc>
+          <w:tcPr>
+            <w:tcW w:type="dxa" w:w="2296"/>
+          </w:tcPr>
+          <w:p>
+            <w:pPr>
+              <w:spacing w:before="30" w:after="30"/>
+            </w:pPr>
+            <w:r/>
+            <w:r>
+              <w:rPr>
+                <w:rFonts w:ascii="宋体" w:hAnsi="宋体" w:eastAsia="宋体"/>
+                <w:b w:val="0"/>
+                <w:sz w:val="17"/>
+              </w:rPr>
+              <w:t>低功耗工控机跑不起来</w:t>
+            </w:r>
+          </w:p>
+        </w:tc>
+        <w:tc>
+          <w:tcPr>
+            <w:tcW w:type="dxa" w:w="2296"/>
+          </w:tcPr>
+          <w:p>
+            <w:pPr>
+              <w:spacing w:before="30" w:after="30"/>
+            </w:pPr>
+            <w:r/>
+            <w:r>
+              <w:rPr>
+                <w:rFonts w:ascii="宋体" w:hAnsi="宋体" w:eastAsia="宋体"/>
+                <w:b w:val="0"/>
+                <w:sz w:val="17"/>
+              </w:rPr>
+              <w:t>转 ONNX / TFLite，见该文档 §6</w:t>
+            </w:r>
+          </w:p>
+        </w:tc>
+      </w:tr>
+      <w:tr>
+        <w:tc>
+          <w:tcPr>
+            <w:tcW w:type="dxa" w:w="2296"/>
+          </w:tcPr>
+          <w:p>
+            <w:pPr>
+              <w:spacing w:before="30" w:after="30"/>
+            </w:pPr>
+            <w:r/>
             <w:r>
               <w:rPr>
                 <w:rFonts w:ascii="微软雅黑" w:hAnsi="微软雅黑" w:eastAsia="微软雅黑"/>
                 <w:b/>
                 <w:sz w:val="17"/>
               </w:rPr>
-              <w:t>已就绪</w:t>
-            </w:r>
+              <w:t>账号安全策略</w:t>
+            </w:r>
+          </w:p>
+        </w:tc>
+        <w:tc>
+          <w:tcPr>
+            <w:tcW w:type="dxa" w:w="2296"/>
+          </w:tcPr>
+          <w:p>
+            <w:pPr>
+              <w:spacing w:before="30" w:after="30"/>
+            </w:pPr>
+            <w:r/>
             <w:r>
               <w:rPr>
                 <w:rFonts w:ascii="宋体" w:hAnsi="宋体" w:eastAsia="宋体"/>
                 <w:b w:val="0"/>
                 <w:sz w:val="17"/>
               </w:rPr>
-              <w:t>，前端页面</w:t>
-            </w:r>
+              <w:t>无强制改密、无复杂度校验、无登录错误锁定</w:t>
+            </w:r>
+          </w:p>
+        </w:tc>
+        <w:tc>
+          <w:tcPr>
+            <w:tcW w:type="dxa" w:w="2296"/>
+          </w:tcPr>
+          <w:p>
+            <w:pPr>
+              <w:spacing w:before="30" w:after="30"/>
+            </w:pPr>
+            <w:r/>
+            <w:r>
+              <w:rPr>
+                <w:rFonts w:ascii="宋体" w:hAnsi="宋体" w:eastAsia="宋体"/>
+                <w:b w:val="0"/>
+                <w:sz w:val="17"/>
+              </w:rPr>
+              <w:t>弱密码风险</w:t>
+            </w:r>
+          </w:p>
+        </w:tc>
+        <w:tc>
+          <w:tcPr>
+            <w:tcW w:type="dxa" w:w="2296"/>
+          </w:tcPr>
+          <w:p>
+            <w:pPr>
+              <w:spacing w:before="30" w:after="30"/>
+            </w:pPr>
+            <w:r/>
+            <w:r>
+              <w:rPr>
+                <w:rFonts w:ascii="宋体" w:hAnsi="宋体" w:eastAsia="宋体"/>
+                <w:b w:val="0"/>
+                <w:sz w:val="17"/>
+              </w:rPr>
+              <w:t>正式投用前建议补</w:t>
+            </w:r>
+          </w:p>
+        </w:tc>
+      </w:tr>
+      <w:tr>
+        <w:tc>
+          <w:tcPr>
+            <w:tcW w:type="dxa" w:w="2296"/>
+          </w:tcPr>
+          <w:p>
+            <w:pPr>
+              <w:spacing w:before="30" w:after="30"/>
+            </w:pPr>
+            <w:r/>
             <w:r>
               <w:rPr>
                 <w:rFonts w:ascii="微软雅黑" w:hAnsi="微软雅黑" w:eastAsia="微软雅黑"/>
                 <w:b/>
                 <w:sz w:val="17"/>
               </w:rPr>
-              <w:t>未开发</w:t>
+              <w:t>系统健康监控页面</w:t>
             </w:r>
           </w:p>
         </w:tc>
@@ -33162,7 +34053,7 @@
                 <w:b w:val="0"/>
                 <w:sz w:val="17"/>
               </w:rPr>
-              <w:t>管理员改密码/建账号需操作数据库</w:t>
+              <w:t>无</w:t>
             </w:r>
           </w:p>
         </w:tc>
@@ -33181,7 +34072,26 @@
                 <w:b w:val="0"/>
                 <w:sz w:val="17"/>
               </w:rPr>
-              <w:t>页面开发量小，建议补</w:t>
+              <w:t>无法页面查看运行时长/磁盘等</w:t>
+            </w:r>
+          </w:p>
+        </w:tc>
+        <w:tc>
+          <w:tcPr>
+            <w:tcW w:type="dxa" w:w="2296"/>
+          </w:tcPr>
+          <w:p>
+            <w:pPr>
+              <w:spacing w:before="30" w:after="30"/>
+            </w:pPr>
+            <w:r/>
+            <w:r>
+              <w:rPr>
+                <w:rFonts w:ascii="宋体" w:hAnsi="宋体" w:eastAsia="宋体"/>
+                <w:b w:val="0"/>
+                <w:sz w:val="17"/>
+              </w:rPr>
+              <w:t>可选</w:t>
             </w:r>
           </w:p>
         </w:tc>
@@ -33202,7 +34112,7 @@
                 <w:b/>
                 <w:sz w:val="17"/>
               </w:rPr>
-              <w:t>前端操作日志页面</w:t>
+              <w:t>HTTPS</w:t>
             </w:r>
           </w:p>
         </w:tc>
@@ -33221,7 +34131,7 @@
                 <w:b w:val="0"/>
                 <w:sz w:val="17"/>
               </w:rPr>
-              <w:t>未开发</w:t>
+              <w:t>未配置</w:t>
             </w:r>
           </w:p>
         </w:tc>
@@ -33240,7 +34150,7 @@
                 <w:b w:val="0"/>
                 <w:sz w:val="17"/>
               </w:rPr>
-              <w:t>查日志需查库</w:t>
+              <w:t>密码为明文传输（依赖内网）</w:t>
             </w:r>
           </w:p>
         </w:tc>
@@ -33259,7 +34169,7 @@
                 <w:b w:val="0"/>
                 <w:sz w:val="17"/>
               </w:rPr>
-              <w:t>可选</w:t>
+              <w:t>若跨网络使用建议配 HTTPS</w:t>
             </w:r>
           </w:p>
         </w:tc>
@@ -33280,7 +34190,7 @@
                 <w:b/>
                 <w:sz w:val="17"/>
               </w:rPr>
-              <w:t>账号安全策略</w:t>
+              <w:t>服务端分页</w:t>
             </w:r>
           </w:p>
         </w:tc>
@@ -33299,7 +34209,7 @@
                 <w:b w:val="0"/>
                 <w:sz w:val="17"/>
               </w:rPr>
-              <w:t>无强制改密、无复杂度校验、无错误锁定</w:t>
+              <w:t>用户列表、操作日志均为一次性取回（日志上限 500 条），筛选在前端做</w:t>
             </w:r>
           </w:p>
         </w:tc>
@@ -33318,7 +34228,7 @@
                 <w:b w:val="0"/>
                 <w:sz w:val="17"/>
               </w:rPr>
-              <w:t>弱密码风险</w:t>
+              <w:t>数据量大时首屏变慢</w:t>
             </w:r>
           </w:p>
         </w:tc>
@@ -33337,163 +34247,7 @@
                 <w:b w:val="0"/>
                 <w:sz w:val="17"/>
               </w:rPr>
-              <w:t>正式投用前建议补</w:t>
-            </w:r>
-          </w:p>
-        </w:tc>
-      </w:tr>
-      <w:tr>
-        <w:tc>
-          <w:tcPr>
-            <w:tcW w:type="dxa" w:w="2296"/>
-          </w:tcPr>
-          <w:p>
-            <w:pPr>
-              <w:spacing w:before="30" w:after="30"/>
-            </w:pPr>
-            <w:r/>
-            <w:r>
-              <w:rPr>
-                <w:rFonts w:ascii="微软雅黑" w:hAnsi="微软雅黑" w:eastAsia="微软雅黑"/>
-                <w:b/>
-                <w:sz w:val="17"/>
-              </w:rPr>
-              <w:t>系统健康监控页面</w:t>
-            </w:r>
-          </w:p>
-        </w:tc>
-        <w:tc>
-          <w:tcPr>
-            <w:tcW w:type="dxa" w:w="2296"/>
-          </w:tcPr>
-          <w:p>
-            <w:pPr>
-              <w:spacing w:before="30" w:after="30"/>
-            </w:pPr>
-            <w:r/>
-            <w:r>
-              <w:rPr>
-                <w:rFonts w:ascii="宋体" w:hAnsi="宋体" w:eastAsia="宋体"/>
-                <w:b w:val="0"/>
-                <w:sz w:val="17"/>
-              </w:rPr>
-              <w:t>无</w:t>
-            </w:r>
-          </w:p>
-        </w:tc>
-        <w:tc>
-          <w:tcPr>
-            <w:tcW w:type="dxa" w:w="2296"/>
-          </w:tcPr>
-          <w:p>
-            <w:pPr>
-              <w:spacing w:before="30" w:after="30"/>
-            </w:pPr>
-            <w:r/>
-            <w:r>
-              <w:rPr>
-                <w:rFonts w:ascii="宋体" w:hAnsi="宋体" w:eastAsia="宋体"/>
-                <w:b w:val="0"/>
-                <w:sz w:val="17"/>
-              </w:rPr>
-              <w:t>无法页面查看运行时长/磁盘等</w:t>
-            </w:r>
-          </w:p>
-        </w:tc>
-        <w:tc>
-          <w:tcPr>
-            <w:tcW w:type="dxa" w:w="2296"/>
-          </w:tcPr>
-          <w:p>
-            <w:pPr>
-              <w:spacing w:before="30" w:after="30"/>
-            </w:pPr>
-            <w:r/>
-            <w:r>
-              <w:rPr>
-                <w:rFonts w:ascii="宋体" w:hAnsi="宋体" w:eastAsia="宋体"/>
-                <w:b w:val="0"/>
-                <w:sz w:val="17"/>
-              </w:rPr>
-              <w:t>可选</w:t>
-            </w:r>
-          </w:p>
-        </w:tc>
-      </w:tr>
-      <w:tr>
-        <w:tc>
-          <w:tcPr>
-            <w:tcW w:type="dxa" w:w="2296"/>
-          </w:tcPr>
-          <w:p>
-            <w:pPr>
-              <w:spacing w:before="30" w:after="30"/>
-            </w:pPr>
-            <w:r/>
-            <w:r>
-              <w:rPr>
-                <w:rFonts w:ascii="微软雅黑" w:hAnsi="微软雅黑" w:eastAsia="微软雅黑"/>
-                <w:b/>
-                <w:sz w:val="17"/>
-              </w:rPr>
-              <w:t>HTTPS</w:t>
-            </w:r>
-          </w:p>
-        </w:tc>
-        <w:tc>
-          <w:tcPr>
-            <w:tcW w:type="dxa" w:w="2296"/>
-          </w:tcPr>
-          <w:p>
-            <w:pPr>
-              <w:spacing w:before="30" w:after="30"/>
-            </w:pPr>
-            <w:r/>
-            <w:r>
-              <w:rPr>
-                <w:rFonts w:ascii="宋体" w:hAnsi="宋体" w:eastAsia="宋体"/>
-                <w:b w:val="0"/>
-                <w:sz w:val="17"/>
-              </w:rPr>
-              <w:t>未配置</w:t>
-            </w:r>
-          </w:p>
-        </w:tc>
-        <w:tc>
-          <w:tcPr>
-            <w:tcW w:type="dxa" w:w="2296"/>
-          </w:tcPr>
-          <w:p>
-            <w:pPr>
-              <w:spacing w:before="30" w:after="30"/>
-            </w:pPr>
-            <w:r/>
-            <w:r>
-              <w:rPr>
-                <w:rFonts w:ascii="宋体" w:hAnsi="宋体" w:eastAsia="宋体"/>
-                <w:b w:val="0"/>
-                <w:sz w:val="17"/>
-              </w:rPr>
-              <w:t>密码为明文传输（依赖内网）</w:t>
-            </w:r>
-          </w:p>
-        </w:tc>
-        <w:tc>
-          <w:tcPr>
-            <w:tcW w:type="dxa" w:w="2296"/>
-          </w:tcPr>
-          <w:p>
-            <w:pPr>
-              <w:spacing w:before="30" w:after="30"/>
-            </w:pPr>
-            <w:r/>
-            <w:r>
-              <w:rPr>
-                <w:rFonts w:ascii="宋体" w:hAnsi="宋体" w:eastAsia="宋体"/>
-                <w:b w:val="0"/>
-                <w:sz w:val="17"/>
-              </w:rPr>
-              <w:t>若跨网络使用建议配 HTTPS</w:t>
+              <w:t>用户数/日志数上千后再考虑</w:t>
             </w:r>
           </w:p>
         </w:tc>
@@ -33574,6 +34328,323 @@
         </w:rPr>
         <w:t>配置 HTTPS， 否则内网中任何能抓包的人都能拿到明文密码。</w:t>
       </w:r>
+    </w:p>
+    <w:p>
+      <w:pPr>
+        <w:spacing w:before="60" w:after="60"/>
+        <w:ind w:left="283"/>
+        <w:shd w:val="clear" w:color="auto" w:fill="FFF8E1"/>
+      </w:pPr>
+      <w:r>
+        <w:rPr>
+          <w:rFonts w:ascii="微软雅黑" w:hAnsi="微软雅黑" w:eastAsia="微软雅黑"/>
+          <w:b/>
+          <w:sz w:val="19"/>
+        </w:rPr>
+        <w:t>关于 EdgeDevices 的说明</w:t>
+      </w:r>
+      <w:r>
+        <w:rPr>
+          <w:rFonts w:ascii="宋体" w:hAnsi="宋体" w:eastAsia="宋体"/>
+          <w:b w:val="0"/>
+          <w:sz w:val="19"/>
+        </w:rPr>
+        <w:t xml:space="preserve">：表里那行 </w:t>
+      </w:r>
+      <w:r>
+        <w:rPr>
+          <w:rFonts w:ascii="Consolas" w:hAnsi="Consolas" w:eastAsia="Consolas"/>
+          <w:color w:val="C7254E"/>
+          <w:sz w:val="18"/>
+        </w:rPr>
+        <w:t>local</w:t>
+      </w:r>
+      <w:r>
+        <w:rPr>
+          <w:rFonts w:ascii="宋体" w:hAnsi="宋体" w:eastAsia="宋体"/>
+          <w:b w:val="0"/>
+          <w:sz w:val="19"/>
+        </w:rPr>
+        <w:t xml:space="preserve"> 设备</w:t>
+      </w:r>
+      <w:r>
+        <w:rPr>
+          <w:rFonts w:ascii="微软雅黑" w:hAnsi="微软雅黑" w:eastAsia="微软雅黑"/>
+          <w:b/>
+          <w:sz w:val="19"/>
+        </w:rPr>
+        <w:t>不是真实边缘设备</w:t>
+      </w:r>
+      <w:r>
+        <w:rPr>
+          <w:rFonts w:ascii="宋体" w:hAnsi="宋体" w:eastAsia="宋体"/>
+          <w:b w:val="0"/>
+          <w:sz w:val="19"/>
+        </w:rPr>
+        <w:t xml:space="preserve">， 它是模型发布功能为了满足 </w:t>
+      </w:r>
+      <w:r>
+        <w:rPr>
+          <w:rFonts w:ascii="Consolas" w:hAnsi="Consolas" w:eastAsia="Consolas"/>
+          <w:color w:val="C7254E"/>
+          <w:sz w:val="18"/>
+        </w:rPr>
+        <w:t>ModelDeployments.DeviceID</w:t>
+      </w:r>
+      <w:r>
+        <w:rPr>
+          <w:rFonts w:ascii="宋体" w:hAnsi="宋体" w:eastAsia="宋体"/>
+          <w:b w:val="0"/>
+          <w:sz w:val="19"/>
+        </w:rPr>
+        <w:t xml:space="preserve"> 的 </w:t>
+      </w:r>
+      <w:r>
+        <w:rPr>
+          <w:rFonts w:ascii="Consolas" w:hAnsi="Consolas" w:eastAsia="Consolas"/>
+          <w:color w:val="C7254E"/>
+          <w:sz w:val="18"/>
+        </w:rPr>
+        <w:t>NOT NULL</w:t>
+      </w:r>
+      <w:r>
+        <w:rPr>
+          <w:rFonts w:ascii="宋体" w:hAnsi="宋体" w:eastAsia="宋体"/>
+          <w:b w:val="0"/>
+          <w:sz w:val="19"/>
+        </w:rPr>
+        <w:t xml:space="preserve"> 外键而插入的占位行。 详见《边缘端接入设计方案》§2.3。</w:t>
+      </w:r>
+    </w:p>
+    <w:p>
+      <w:pPr>
+        <w:keepNext/>
+        <w:spacing w:before="140" w:after="80"/>
+      </w:pPr>
+      <w:r>
+        <w:rPr>
+          <w:rFonts w:ascii="宋体" w:hAnsi="宋体" w:eastAsia="宋体"/>
+          <w:b/>
+          <w:sz w:val="26"/>
+        </w:rPr>
+        <w:t>11.2.1 已补齐的遗留项（历史记录）</w:t>
+      </w:r>
+    </w:p>
+    <w:p>
+      <w:pPr>
+        <w:spacing w:before="40" w:after="80" w:line="324" w:lineRule="auto"/>
+      </w:pPr>
+      <w:r>
+        <w:rPr>
+          <w:rFonts w:ascii="宋体" w:hAnsi="宋体" w:eastAsia="宋体"/>
+          <w:b w:val="0"/>
+          <w:sz w:val="21"/>
+        </w:rPr>
+        <w:t>以下事项曾在早期版本列为"未实现"，</w:t>
+      </w:r>
+      <w:r>
+        <w:rPr>
+          <w:rFonts w:ascii="微软雅黑" w:hAnsi="微软雅黑" w:eastAsia="微软雅黑"/>
+          <w:b/>
+          <w:sz w:val="21"/>
+        </w:rPr>
+        <w:t>现已完成</w:t>
+      </w:r>
+      <w:r>
+        <w:rPr>
+          <w:rFonts w:ascii="宋体" w:hAnsi="宋体" w:eastAsia="宋体"/>
+          <w:b w:val="0"/>
+          <w:sz w:val="21"/>
+        </w:rPr>
+        <w:t>：</w:t>
+      </w:r>
+    </w:p>
+    <w:tbl>
+      <w:tblPr>
+        <w:tblStyle w:val="TableGrid"/>
+        <w:tblW w:type="auto" w:w="0"/>
+        <w:jc w:val="center"/>
+        <w:tblLook w:firstColumn="1" w:firstRow="1" w:lastColumn="0" w:lastRow="0" w:noHBand="0" w:noVBand="1" w:val="04A0"/>
+      </w:tblPr>
+      <w:tblGrid>
+        <w:gridCol w:w="4592"/>
+        <w:gridCol w:w="4592"/>
+      </w:tblGrid>
+      <w:tr>
+        <w:tc>
+          <w:tcPr>
+            <w:tcW w:type="dxa" w:w="4592"/>
+            <w:shd w:val="clear" w:color="auto" w:fill="E8EEF7"/>
+          </w:tcPr>
+          <w:p>
+            <w:pPr>
+              <w:spacing w:before="40" w:after="40"/>
+            </w:pPr>
+            <w:r>
+              <w:rPr>
+                <w:b/>
+              </w:rPr>
+            </w:r>
+            <w:r>
+              <w:rPr>
+                <w:rFonts w:ascii="宋体" w:hAnsi="宋体" w:eastAsia="宋体"/>
+                <w:b/>
+                <w:sz w:val="18"/>
+              </w:rPr>
+              <w:t>事项</w:t>
+            </w:r>
+          </w:p>
+        </w:tc>
+        <w:tc>
+          <w:tcPr>
+            <w:tcW w:type="dxa" w:w="4592"/>
+            <w:shd w:val="clear" w:color="auto" w:fill="E8EEF7"/>
+          </w:tcPr>
+          <w:p>
+            <w:pPr>
+              <w:spacing w:before="40" w:after="40"/>
+            </w:pPr>
+            <w:r>
+              <w:rPr>
+                <w:b/>
+              </w:rPr>
+            </w:r>
+            <w:r>
+              <w:rPr>
+                <w:rFonts w:ascii="宋体" w:hAnsi="宋体" w:eastAsia="宋体"/>
+                <w:b/>
+                <w:sz w:val="18"/>
+              </w:rPr>
+              <w:t>完成情况</w:t>
+            </w:r>
+          </w:p>
+        </w:tc>
+      </w:tr>
+      <w:tr>
+        <w:tc>
+          <w:tcPr>
+            <w:tcW w:type="dxa" w:w="4592"/>
+          </w:tcPr>
+          <w:p>
+            <w:pPr>
+              <w:spacing w:before="30" w:after="30"/>
+            </w:pPr>
+            <w:r/>
+            <w:r>
+              <w:rPr>
+                <w:rFonts w:ascii="宋体" w:hAnsi="宋体" w:eastAsia="宋体"/>
+                <w:b w:val="0"/>
+                <w:sz w:val="17"/>
+              </w:rPr>
+              <w:t>业务操作日志埋点</w:t>
+            </w:r>
+          </w:p>
+        </w:tc>
+        <w:tc>
+          <w:tcPr>
+            <w:tcW w:type="dxa" w:w="4592"/>
+          </w:tcPr>
+          <w:p>
+            <w:pPr>
+              <w:spacing w:before="30" w:after="30"/>
+            </w:pPr>
+            <w:r/>
+            <w:r>
+              <w:rPr>
+                <w:rFonts w:ascii="宋体" w:hAnsi="宋体" w:eastAsia="宋体"/>
+                <w:b w:val="0"/>
+                <w:sz w:val="17"/>
+              </w:rPr>
+              <w:t>✅ 已覆盖 9 个业务动作（模型增删改、发布、数据集、训练），详见 §4.8</w:t>
+            </w:r>
+          </w:p>
+        </w:tc>
+      </w:tr>
+      <w:tr>
+        <w:tc>
+          <w:tcPr>
+            <w:tcW w:type="dxa" w:w="4592"/>
+          </w:tcPr>
+          <w:p>
+            <w:pPr>
+              <w:spacing w:before="30" w:after="30"/>
+            </w:pPr>
+            <w:r/>
+            <w:r>
+              <w:rPr>
+                <w:rFonts w:ascii="宋体" w:hAnsi="宋体" w:eastAsia="宋体"/>
+                <w:b w:val="0"/>
+                <w:sz w:val="17"/>
+              </w:rPr>
+              <w:t>前端用户管理页面</w:t>
+            </w:r>
+          </w:p>
+        </w:tc>
+        <w:tc>
+          <w:tcPr>
+            <w:tcW w:type="dxa" w:w="4592"/>
+          </w:tcPr>
+          <w:p>
+            <w:pPr>
+              <w:spacing w:before="30" w:after="30"/>
+            </w:pPr>
+            <w:r/>
+            <w:r>
+              <w:rPr>
+                <w:rFonts w:ascii="宋体" w:hAnsi="宋体" w:eastAsia="宋体"/>
+                <w:b w:val="0"/>
+                <w:sz w:val="17"/>
+              </w:rPr>
+              <w:t>✅ 已实现，详见 §4.7</w:t>
+            </w:r>
+          </w:p>
+        </w:tc>
+      </w:tr>
+      <w:tr>
+        <w:tc>
+          <w:tcPr>
+            <w:tcW w:type="dxa" w:w="4592"/>
+          </w:tcPr>
+          <w:p>
+            <w:pPr>
+              <w:spacing w:before="30" w:after="30"/>
+            </w:pPr>
+            <w:r/>
+            <w:r>
+              <w:rPr>
+                <w:rFonts w:ascii="宋体" w:hAnsi="宋体" w:eastAsia="宋体"/>
+                <w:b w:val="0"/>
+                <w:sz w:val="17"/>
+              </w:rPr>
+              <w:t>前端操作日志页面</w:t>
+            </w:r>
+          </w:p>
+        </w:tc>
+        <w:tc>
+          <w:tcPr>
+            <w:tcW w:type="dxa" w:w="4592"/>
+          </w:tcPr>
+          <w:p>
+            <w:pPr>
+              <w:spacing w:before="30" w:after="30"/>
+            </w:pPr>
+            <w:r/>
+            <w:r>
+              <w:rPr>
+                <w:rFonts w:ascii="宋体" w:hAnsi="宋体" w:eastAsia="宋体"/>
+                <w:b w:val="0"/>
+                <w:sz w:val="17"/>
+              </w:rPr>
+              <w:t>✅ 已实现，详见 §4.8</w:t>
+            </w:r>
+          </w:p>
+        </w:tc>
+      </w:tr>
+    </w:tbl>
+    <w:p>
+      <w:pPr>
+        <w:spacing w:after="40"/>
+      </w:pPr>
     </w:p>
     <w:p>
       <w:pPr>
